--- a/zht/docx/44.content.docx
+++ b/zht/docx/44.content.docx
@@ -19,7 +19,7 @@
         <w:rPr>
           <w:lang w:val="zh_TW" w:bidi="zh_TW"/>
         </w:rPr>
-        <w:t>Resource: 研讀筆記 - 書籍簡介 (Tyndale)</w:t>
+        <w:t>Resource: Tyndale Open Study Notes</w:t>
       </w:r>
       <w:r>
         <w:rPr>
@@ -112,7 +112,7 @@
         <w:rPr>
           <w:lang w:val="zh_TW" w:bidi="zh_TW"/>
         </w:rPr>
-        <w:t>研讀筆記 - 書籍簡介 (Tyndale)</w:t>
+        <w:t>Tyndale Open Study Notes</w:t>
       </w:r>
     </w:p>
     <w:p>

--- a/zht/docx/44.content.docx
+++ b/zht/docx/44.content.docx
@@ -19,7 +19,7 @@
         <w:rPr>
           <w:lang w:val="zh_TW" w:bidi="zh_TW"/>
         </w:rPr>
-        <w:t>Resource: Tyndale Open Study Notes</w:t>
+        <w:t>Resource: Aquifer Open Study Notes (Book Intros)</w:t>
       </w:r>
       <w:r>
         <w:rPr>
@@ -112,7 +112,7 @@
         <w:rPr>
           <w:lang w:val="zh_TW" w:bidi="zh_TW"/>
         </w:rPr>
-        <w:t>Tyndale Open Study Notes</w:t>
+        <w:t>Aquifer Open Study Notes (Book Intros)</w:t>
       </w:r>
     </w:p>
     <w:p>

--- a/zht/docx/44.content.docx
+++ b/zht/docx/44.content.docx
@@ -286,72 +286,48 @@
         </w:rPr>
         <w:t>對路加來說，重要的是展現神的愛和憐憫是延伸給所有人的——正如彼得所告訴哥尼流的「神不偏待人」（</w:t>
       </w:r>
-      <w:hyperlink r:id="rId13">
-        <w:r>
-          <w:rPr>
-            <w:lang w:val="zh_TW" w:bidi="zh_TW"/>
-          </w:rPr>
-          <w:rPr>
-            <w:color w:val="0000EE"/>
-            <w:u w:val="single"/>
-          </w:rPr>
-          <w:t>10:34</w:t>
-        </w:r>
-      </w:hyperlink>
+      <w:r>
+        <w:rPr>
+          <w:lang w:val="zh_TW" w:bidi="zh_TW"/>
+        </w:rPr>
+        <w:t>10:34</w:t>
+      </w:r>
       <w:r>
         <w:rPr>
           <w:lang w:val="zh_TW" w:bidi="zh_TW"/>
         </w:rPr>
         <w:t>）。基督是唯一的救主（</w:t>
       </w:r>
-      <w:hyperlink r:id="rId14">
-        <w:r>
-          <w:rPr>
-            <w:lang w:val="zh_TW" w:bidi="zh_TW"/>
-          </w:rPr>
-          <w:rPr>
-            <w:color w:val="0000EE"/>
-            <w:u w:val="single"/>
-          </w:rPr>
-          <w:t>4:12</w:t>
-        </w:r>
-      </w:hyperlink>
+      <w:r>
+        <w:rPr>
+          <w:lang w:val="zh_TW" w:bidi="zh_TW"/>
+        </w:rPr>
+        <w:t>4:12</w:t>
+      </w:r>
       <w:r>
         <w:rPr>
           <w:lang w:val="zh_TW" w:bidi="zh_TW"/>
         </w:rPr>
         <w:t>），所有人都可以藉著相信祂而得到救恩和新生命（見</w:t>
       </w:r>
-      <w:hyperlink r:id="rId15">
-        <w:r>
-          <w:rPr>
-            <w:lang w:val="zh_TW" w:bidi="zh_TW"/>
-          </w:rPr>
-          <w:rPr>
-            <w:color w:val="0000EE"/>
-            <w:u w:val="single"/>
-          </w:rPr>
-          <w:t>16:30–31</w:t>
-        </w:r>
-      </w:hyperlink>
+      <w:r>
+        <w:rPr>
+          <w:lang w:val="zh_TW" w:bidi="zh_TW"/>
+        </w:rPr>
+        <w:t>16:30–31</w:t>
+      </w:r>
       <w:r>
         <w:rPr>
           <w:lang w:val="zh_TW" w:bidi="zh_TW"/>
         </w:rPr>
         <w:t>）。儘管猶太基督徒傾向於將神的恩典留給自己，教會最終還是達成了一致的結論——外邦人也完全包含在神的應許中（見</w:t>
       </w:r>
-      <w:hyperlink r:id="rId16">
-        <w:r>
-          <w:rPr>
-            <w:lang w:val="zh_TW" w:bidi="zh_TW"/>
-          </w:rPr>
-          <w:rPr>
-            <w:color w:val="0000EE"/>
-            <w:u w:val="single"/>
-          </w:rPr>
-          <w:t>15:1–31</w:t>
-        </w:r>
-      </w:hyperlink>
+      <w:r>
+        <w:rPr>
+          <w:lang w:val="zh_TW" w:bidi="zh_TW"/>
+        </w:rPr>
+        <w:t>15:1–31</w:t>
+      </w:r>
       <w:r>
         <w:rPr>
           <w:lang w:val="zh_TW" w:bidi="zh_TW"/>
@@ -383,54 +359,36 @@
         </w:rPr>
         <w:t>使徒和其他跟隨基督的人都被聖靈充滿，並被賜予能力去執行大使命（</w:t>
       </w:r>
-      <w:hyperlink r:id="rId17">
-        <w:r>
-          <w:rPr>
-            <w:lang w:val="zh_TW" w:bidi="zh_TW"/>
-          </w:rPr>
-          <w:rPr>
-            <w:color w:val="0000EE"/>
-            <w:u w:val="single"/>
-          </w:rPr>
-          <w:t>太28:18–20</w:t>
-        </w:r>
-      </w:hyperlink>
+      <w:r>
+        <w:rPr>
+          <w:lang w:val="zh_TW" w:bidi="zh_TW"/>
+        </w:rPr>
+        <w:t>太28:18–20</w:t>
+      </w:r>
       <w:r>
         <w:rPr>
           <w:lang w:val="zh_TW" w:bidi="zh_TW"/>
         </w:rPr>
         <w:t>）。使徒行傳特別強調了彼得（</w:t>
       </w:r>
-      <w:hyperlink r:id="rId18">
-        <w:r>
-          <w:rPr>
-            <w:lang w:val="zh_TW" w:bidi="zh_TW"/>
-          </w:rPr>
-          <w:rPr>
-            <w:color w:val="0000EE"/>
-            <w:u w:val="single"/>
-          </w:rPr>
-          <w:t>徒1:1–12:25</w:t>
-        </w:r>
-      </w:hyperlink>
+      <w:r>
+        <w:rPr>
+          <w:lang w:val="zh_TW" w:bidi="zh_TW"/>
+        </w:rPr>
+        <w:t>徒1:1–12:25</w:t>
+      </w:r>
       <w:r>
         <w:rPr>
           <w:lang w:val="zh_TW" w:bidi="zh_TW"/>
         </w:rPr>
         <w:t>）和保羅（</w:t>
       </w:r>
-      <w:hyperlink r:id="rId19">
-        <w:r>
-          <w:rPr>
-            <w:lang w:val="zh_TW" w:bidi="zh_TW"/>
-          </w:rPr>
-          <w:rPr>
-            <w:color w:val="0000EE"/>
-            <w:u w:val="single"/>
-          </w:rPr>
-          <w:t>13:1–28:31</w:t>
-        </w:r>
-      </w:hyperlink>
+      <w:r>
+        <w:rPr>
+          <w:lang w:val="zh_TW" w:bidi="zh_TW"/>
+        </w:rPr>
+        <w:t>13:1–28:31</w:t>
+      </w:r>
       <w:r>
         <w:rPr>
           <w:lang w:val="zh_TW" w:bidi="zh_TW"/>
@@ -451,198 +409,132 @@
         </w:rPr>
         <w:t>使徒行傳遵循了</w:t>
       </w:r>
-      <w:hyperlink r:id="rId20">
-        <w:r>
-          <w:rPr>
-            <w:lang w:val="zh_TW" w:bidi="zh_TW"/>
-          </w:rPr>
-          <w:rPr>
-            <w:color w:val="0000EE"/>
-            <w:u w:val="single"/>
-          </w:rPr>
-          <w:t>1:8</w:t>
-        </w:r>
-      </w:hyperlink>
+      <w:r>
+        <w:rPr>
+          <w:lang w:val="zh_TW" w:bidi="zh_TW"/>
+        </w:rPr>
+        <w:t>1:8</w:t>
+      </w:r>
       <w:r>
         <w:rPr>
           <w:lang w:val="zh_TW" w:bidi="zh_TW"/>
         </w:rPr>
         <w:t>的地理位置的框架。基督教信息和信徒群體在耶路撒冷（</w:t>
       </w:r>
-      <w:hyperlink r:id="rId21">
-        <w:r>
-          <w:rPr>
-            <w:lang w:val="zh_TW" w:bidi="zh_TW"/>
-          </w:rPr>
-          <w:rPr>
-            <w:color w:val="0000EE"/>
-            <w:u w:val="single"/>
-          </w:rPr>
-          <w:t>1:1–8:3</w:t>
-        </w:r>
-      </w:hyperlink>
+      <w:r>
+        <w:rPr>
+          <w:lang w:val="zh_TW" w:bidi="zh_TW"/>
+        </w:rPr>
+        <w:t>1:1–8:3</w:t>
+      </w:r>
       <w:r>
         <w:rPr>
           <w:lang w:val="zh_TW" w:bidi="zh_TW"/>
         </w:rPr>
         <w:t>）、巴勒斯坦和敘利亞（</w:t>
       </w:r>
-      <w:hyperlink r:id="rId22">
-        <w:r>
-          <w:rPr>
-            <w:lang w:val="zh_TW" w:bidi="zh_TW"/>
-          </w:rPr>
-          <w:rPr>
-            <w:color w:val="0000EE"/>
-            <w:u w:val="single"/>
-          </w:rPr>
-          <w:t>8:4–12:25</w:t>
-        </w:r>
-      </w:hyperlink>
+      <w:r>
+        <w:rPr>
+          <w:lang w:val="zh_TW" w:bidi="zh_TW"/>
+        </w:rPr>
+        <w:t>8:4–12:25</w:t>
+      </w:r>
       <w:r>
         <w:rPr>
           <w:lang w:val="zh_TW" w:bidi="zh_TW"/>
         </w:rPr>
         <w:t>），以及在整個羅馬帝國的外邦世界中傳播（</w:t>
       </w:r>
-      <w:hyperlink r:id="rId19">
-        <w:r>
-          <w:rPr>
-            <w:lang w:val="zh_TW" w:bidi="zh_TW"/>
-          </w:rPr>
-          <w:rPr>
-            <w:color w:val="0000EE"/>
-            <w:u w:val="single"/>
-          </w:rPr>
-          <w:t>13:1–28:31</w:t>
-        </w:r>
-      </w:hyperlink>
+      <w:r>
+        <w:rPr>
+          <w:lang w:val="zh_TW" w:bidi="zh_TW"/>
+        </w:rPr>
+        <w:t>13:1–28:31</w:t>
+      </w:r>
       <w:r>
         <w:rPr>
           <w:lang w:val="zh_TW" w:bidi="zh_TW"/>
         </w:rPr>
         <w:t>）。使徒行傳希臘文文本中結束的詞（akōlutōs，「沒有人禁止」，</w:t>
       </w:r>
-      <w:hyperlink r:id="rId23">
-        <w:r>
-          <w:rPr>
-            <w:lang w:val="zh_TW" w:bidi="zh_TW"/>
-          </w:rPr>
-          <w:rPr>
-            <w:color w:val="0000EE"/>
-            <w:u w:val="single"/>
-          </w:rPr>
-          <w:t>28:31</w:t>
-        </w:r>
-      </w:hyperlink>
+      <w:r>
+        <w:rPr>
+          <w:lang w:val="zh_TW" w:bidi="zh_TW"/>
+        </w:rPr>
+        <w:t>28:31</w:t>
+      </w:r>
       <w:r>
         <w:rPr>
           <w:lang w:val="zh_TW" w:bidi="zh_TW"/>
         </w:rPr>
         <w:t>）回顧了福音不受阻礙地傳播給猶太人（</w:t>
       </w:r>
-      <w:hyperlink r:id="rId24">
-        <w:r>
-          <w:rPr>
-            <w:lang w:val="zh_TW" w:bidi="zh_TW"/>
-          </w:rPr>
-          <w:rPr>
-            <w:color w:val="0000EE"/>
-            <w:u w:val="single"/>
-          </w:rPr>
-          <w:t>3:1–5:42</w:t>
-        </w:r>
-      </w:hyperlink>
+      <w:r>
+        <w:rPr>
+          <w:lang w:val="zh_TW" w:bidi="zh_TW"/>
+        </w:rPr>
+        <w:t>3:1–5:42</w:t>
+      </w:r>
       <w:r>
         <w:rPr>
           <w:lang w:val="zh_TW" w:bidi="zh_TW"/>
         </w:rPr>
         <w:t>）、撒馬利亞人（</w:t>
       </w:r>
-      <w:hyperlink r:id="rId25">
-        <w:r>
-          <w:rPr>
-            <w:lang w:val="zh_TW" w:bidi="zh_TW"/>
-          </w:rPr>
-          <w:rPr>
-            <w:color w:val="0000EE"/>
-            <w:u w:val="single"/>
-          </w:rPr>
-          <w:t>6:1–8:40</w:t>
-        </w:r>
-      </w:hyperlink>
+      <w:r>
+        <w:rPr>
+          <w:lang w:val="zh_TW" w:bidi="zh_TW"/>
+        </w:rPr>
+        <w:t>6:1–8:40</w:t>
+      </w:r>
       <w:r>
         <w:rPr>
           <w:lang w:val="zh_TW" w:bidi="zh_TW"/>
         </w:rPr>
         <w:t>）、「敬畏神的人」（</w:t>
       </w:r>
-      <w:hyperlink r:id="rId26">
-        <w:r>
-          <w:rPr>
-            <w:lang w:val="zh_TW" w:bidi="zh_TW"/>
-          </w:rPr>
-          <w:rPr>
-            <w:color w:val="0000EE"/>
-            <w:u w:val="single"/>
-          </w:rPr>
-          <w:t>8:26–40</w:t>
-        </w:r>
-      </w:hyperlink>
+      <w:r>
+        <w:rPr>
+          <w:lang w:val="zh_TW" w:bidi="zh_TW"/>
+        </w:rPr>
+        <w:t>8:26–40</w:t>
+      </w:r>
       <w:r>
         <w:rPr>
           <w:lang w:val="zh_TW" w:bidi="zh_TW"/>
         </w:rPr>
         <w:t>，</w:t>
       </w:r>
-      <w:hyperlink r:id="rId27">
-        <w:r>
-          <w:rPr>
-            <w:lang w:val="zh_TW" w:bidi="zh_TW"/>
-          </w:rPr>
-          <w:rPr>
-            <w:color w:val="0000EE"/>
-            <w:u w:val="single"/>
-          </w:rPr>
-          <w:t>9:32–11:18</w:t>
-        </w:r>
-      </w:hyperlink>
+      <w:r>
+        <w:rPr>
+          <w:lang w:val="zh_TW" w:bidi="zh_TW"/>
+        </w:rPr>
+        <w:t>9:32–11:18</w:t>
+      </w:r>
       <w:r>
         <w:rPr>
           <w:lang w:val="zh_TW" w:bidi="zh_TW"/>
         </w:rPr>
         <w:t>），和外邦人（</w:t>
       </w:r>
-      <w:hyperlink r:id="rId28">
-        <w:r>
-          <w:rPr>
-            <w:lang w:val="zh_TW" w:bidi="zh_TW"/>
-          </w:rPr>
-          <w:rPr>
-            <w:color w:val="0000EE"/>
-            <w:u w:val="single"/>
-          </w:rPr>
-          <w:t>11:19–30</w:t>
-        </w:r>
-      </w:hyperlink>
+      <w:r>
+        <w:rPr>
+          <w:lang w:val="zh_TW" w:bidi="zh_TW"/>
+        </w:rPr>
+        <w:t>11:19–30</w:t>
+      </w:r>
       <w:r>
         <w:rPr>
           <w:lang w:val="zh_TW" w:bidi="zh_TW"/>
         </w:rPr>
         <w:t>，</w:t>
       </w:r>
-      <w:hyperlink r:id="rId19">
-        <w:r>
-          <w:rPr>
-            <w:lang w:val="zh_TW" w:bidi="zh_TW"/>
-          </w:rPr>
-          <w:rPr>
-            <w:color w:val="0000EE"/>
-            <w:u w:val="single"/>
-          </w:rPr>
-          <w:t>13:1–28:31</w:t>
-        </w:r>
-      </w:hyperlink>
+      <w:r>
+        <w:rPr>
+          <w:lang w:val="zh_TW" w:bidi="zh_TW"/>
+        </w:rPr>
+        <w:t>13:1–28:31</w:t>
+      </w:r>
       <w:r>
         <w:rPr>
           <w:lang w:val="zh_TW" w:bidi="zh_TW"/>
@@ -688,36 +580,24 @@
         </w:rPr>
         <w:t>地理。使徒行傳顯示了這個信息如何從耶路撒冷傳到羅馬（</w:t>
       </w:r>
-      <w:hyperlink r:id="rId20">
-        <w:r>
-          <w:rPr>
-            <w:lang w:val="zh_TW" w:bidi="zh_TW"/>
-          </w:rPr>
-          <w:rPr>
-            <w:color w:val="0000EE"/>
-            <w:u w:val="single"/>
-          </w:rPr>
-          <w:t>1:8</w:t>
-        </w:r>
-      </w:hyperlink>
+      <w:r>
+        <w:rPr>
+          <w:lang w:val="zh_TW" w:bidi="zh_TW"/>
+        </w:rPr>
+        <w:t>1:8</w:t>
+      </w:r>
       <w:r>
         <w:rPr>
           <w:lang w:val="zh_TW" w:bidi="zh_TW"/>
         </w:rPr>
         <w:t>，</w:t>
       </w:r>
-      <w:hyperlink r:id="rId29">
-        <w:r>
-          <w:rPr>
-            <w:lang w:val="zh_TW" w:bidi="zh_TW"/>
-          </w:rPr>
-          <w:rPr>
-            <w:color w:val="0000EE"/>
-            <w:u w:val="single"/>
-          </w:rPr>
-          <w:t>9:15</w:t>
-        </w:r>
-      </w:hyperlink>
+      <w:r>
+        <w:rPr>
+          <w:lang w:val="zh_TW" w:bidi="zh_TW"/>
+        </w:rPr>
+        <w:t>9:15</w:t>
+      </w:r>
       <w:r>
         <w:rPr>
           <w:lang w:val="zh_TW" w:bidi="zh_TW"/>
@@ -752,306 +632,204 @@
         </w:rPr>
         <w:t>傳福音。使徒行傳提供了基督教領袖向不同聽眾宣講福音的明確例子（注意第</w:t>
       </w:r>
-      <w:hyperlink r:id="rId30">
-        <w:r>
-          <w:rPr>
-            <w:lang w:val="zh_TW" w:bidi="zh_TW"/>
-          </w:rPr>
-          <w:rPr>
-            <w:color w:val="0000EE"/>
-            <w:u w:val="single"/>
-          </w:rPr>
-          <w:t>2–5</w:t>
-        </w:r>
-      </w:hyperlink>
+      <w:r>
+        <w:rPr>
+          <w:lang w:val="zh_TW" w:bidi="zh_TW"/>
+        </w:rPr>
+        <w:t>2–5</w:t>
+      </w:r>
       <w:r>
         <w:rPr>
           <w:lang w:val="zh_TW" w:bidi="zh_TW"/>
         </w:rPr>
         <w:t>、</w:t>
       </w:r>
-      <w:hyperlink r:id="rId31">
-        <w:r>
-          <w:rPr>
-            <w:lang w:val="zh_TW" w:bidi="zh_TW"/>
-          </w:rPr>
-          <w:rPr>
-            <w:color w:val="0000EE"/>
-            <w:u w:val="single"/>
-          </w:rPr>
-          <w:t>7</w:t>
-        </w:r>
-      </w:hyperlink>
+      <w:r>
+        <w:rPr>
+          <w:lang w:val="zh_TW" w:bidi="zh_TW"/>
+        </w:rPr>
+        <w:t>7</w:t>
+      </w:r>
       <w:r>
         <w:rPr>
           <w:lang w:val="zh_TW" w:bidi="zh_TW"/>
         </w:rPr>
         <w:t>、</w:t>
       </w:r>
-      <w:hyperlink r:id="rId32">
-        <w:r>
-          <w:rPr>
-            <w:lang w:val="zh_TW" w:bidi="zh_TW"/>
-          </w:rPr>
-          <w:rPr>
-            <w:color w:val="0000EE"/>
-            <w:u w:val="single"/>
-          </w:rPr>
-          <w:t>10</w:t>
-        </w:r>
-      </w:hyperlink>
+      <w:r>
+        <w:rPr>
+          <w:lang w:val="zh_TW" w:bidi="zh_TW"/>
+        </w:rPr>
+        <w:t>10</w:t>
+      </w:r>
       <w:r>
         <w:rPr>
           <w:lang w:val="zh_TW" w:bidi="zh_TW"/>
         </w:rPr>
         <w:t>、</w:t>
       </w:r>
-      <w:hyperlink r:id="rId33">
-        <w:r>
-          <w:rPr>
-            <w:lang w:val="zh_TW" w:bidi="zh_TW"/>
-          </w:rPr>
-          <w:rPr>
-            <w:color w:val="0000EE"/>
-            <w:u w:val="single"/>
-          </w:rPr>
-          <w:t>13</w:t>
-        </w:r>
-      </w:hyperlink>
+      <w:r>
+        <w:rPr>
+          <w:lang w:val="zh_TW" w:bidi="zh_TW"/>
+        </w:rPr>
+        <w:t>13</w:t>
+      </w:r>
       <w:r>
         <w:rPr>
           <w:lang w:val="zh_TW" w:bidi="zh_TW"/>
         </w:rPr>
         <w:t>、</w:t>
       </w:r>
-      <w:hyperlink r:id="rId34">
-        <w:r>
-          <w:rPr>
-            <w:lang w:val="zh_TW" w:bidi="zh_TW"/>
-          </w:rPr>
-          <w:rPr>
-            <w:color w:val="0000EE"/>
-            <w:u w:val="single"/>
-          </w:rPr>
-          <w:t>22</w:t>
-        </w:r>
-      </w:hyperlink>
+      <w:r>
+        <w:rPr>
+          <w:lang w:val="zh_TW" w:bidi="zh_TW"/>
+        </w:rPr>
+        <w:t>22</w:t>
+      </w:r>
       <w:r>
         <w:rPr>
           <w:lang w:val="zh_TW" w:bidi="zh_TW"/>
         </w:rPr>
         <w:t>、</w:t>
       </w:r>
-      <w:hyperlink r:id="rId35">
-        <w:r>
-          <w:rPr>
-            <w:lang w:val="zh_TW" w:bidi="zh_TW"/>
-          </w:rPr>
-          <w:rPr>
-            <w:color w:val="0000EE"/>
-            <w:u w:val="single"/>
-          </w:rPr>
-          <w:t>26</w:t>
-        </w:r>
-      </w:hyperlink>
+      <w:r>
+        <w:rPr>
+          <w:lang w:val="zh_TW" w:bidi="zh_TW"/>
+        </w:rPr>
+        <w:t>26</w:t>
+      </w:r>
       <w:r>
         <w:rPr>
           <w:lang w:val="zh_TW" w:bidi="zh_TW"/>
         </w:rPr>
         <w:t>章的演講）。使徒行傳顯示福音向所有人敞開——不僅向猶太人，也向外邦人（</w:t>
       </w:r>
-      <w:hyperlink r:id="rId36">
-        <w:r>
-          <w:rPr>
-            <w:lang w:val="zh_TW" w:bidi="zh_TW"/>
-          </w:rPr>
-          <w:rPr>
-            <w:color w:val="0000EE"/>
-            <w:u w:val="single"/>
-          </w:rPr>
-          <w:t>2:8–11</w:t>
-        </w:r>
-      </w:hyperlink>
+      <w:r>
+        <w:rPr>
+          <w:lang w:val="zh_TW" w:bidi="zh_TW"/>
+        </w:rPr>
+        <w:t>2:8–11</w:t>
+      </w:r>
       <w:r>
         <w:rPr>
           <w:lang w:val="zh_TW" w:bidi="zh_TW"/>
         </w:rPr>
         <w:t>，</w:t>
       </w:r>
-      <w:hyperlink r:id="rId26">
-        <w:r>
-          <w:rPr>
-            <w:lang w:val="zh_TW" w:bidi="zh_TW"/>
-          </w:rPr>
-          <w:rPr>
-            <w:color w:val="0000EE"/>
-            <w:u w:val="single"/>
-          </w:rPr>
-          <w:t>8:26–40</w:t>
-        </w:r>
-      </w:hyperlink>
+      <w:r>
+        <w:rPr>
+          <w:lang w:val="zh_TW" w:bidi="zh_TW"/>
+        </w:rPr>
+        <w:t>8:26–40</w:t>
+      </w:r>
       <w:r>
         <w:rPr>
           <w:lang w:val="zh_TW" w:bidi="zh_TW"/>
         </w:rPr>
         <w:t>，</w:t>
       </w:r>
-      <w:hyperlink r:id="rId37">
-        <w:r>
-          <w:rPr>
-            <w:lang w:val="zh_TW" w:bidi="zh_TW"/>
-          </w:rPr>
-          <w:rPr>
-            <w:color w:val="0000EE"/>
-            <w:u w:val="single"/>
-          </w:rPr>
-          <w:t>10:1–11:18</w:t>
-        </w:r>
-      </w:hyperlink>
+      <w:r>
+        <w:rPr>
+          <w:lang w:val="zh_TW" w:bidi="zh_TW"/>
+        </w:rPr>
+        <w:t>10:1–11:18</w:t>
+      </w:r>
       <w:r>
         <w:rPr>
           <w:lang w:val="zh_TW" w:bidi="zh_TW"/>
         </w:rPr>
         <w:t>），而且不僅向男人，也向女人（</w:t>
       </w:r>
-      <w:hyperlink r:id="rId38">
-        <w:r>
-          <w:rPr>
-            <w:lang w:val="zh_TW" w:bidi="zh_TW"/>
-          </w:rPr>
-          <w:rPr>
-            <w:color w:val="0000EE"/>
-            <w:u w:val="single"/>
-          </w:rPr>
-          <w:t>5:14</w:t>
-        </w:r>
-      </w:hyperlink>
+      <w:r>
+        <w:rPr>
+          <w:lang w:val="zh_TW" w:bidi="zh_TW"/>
+        </w:rPr>
+        <w:t>5:14</w:t>
+      </w:r>
       <w:r>
         <w:rPr>
           <w:lang w:val="zh_TW" w:bidi="zh_TW"/>
         </w:rPr>
         <w:t>，</w:t>
       </w:r>
-      <w:hyperlink r:id="rId39">
-        <w:r>
-          <w:rPr>
-            <w:lang w:val="zh_TW" w:bidi="zh_TW"/>
-          </w:rPr>
-          <w:rPr>
-            <w:color w:val="0000EE"/>
-            <w:u w:val="single"/>
-          </w:rPr>
-          <w:t>8:12</w:t>
-        </w:r>
-      </w:hyperlink>
+      <w:r>
+        <w:rPr>
+          <w:lang w:val="zh_TW" w:bidi="zh_TW"/>
+        </w:rPr>
+        <w:t>8:12</w:t>
+      </w:r>
       <w:r>
         <w:rPr>
           <w:lang w:val="zh_TW" w:bidi="zh_TW"/>
         </w:rPr>
         <w:t>，</w:t>
       </w:r>
-      <w:hyperlink r:id="rId40">
-        <w:r>
-          <w:rPr>
-            <w:lang w:val="zh_TW" w:bidi="zh_TW"/>
-          </w:rPr>
-          <w:rPr>
-            <w:color w:val="0000EE"/>
-            <w:u w:val="single"/>
-          </w:rPr>
-          <w:t>16:13–15</w:t>
-        </w:r>
-      </w:hyperlink>
+      <w:r>
+        <w:rPr>
+          <w:lang w:val="zh_TW" w:bidi="zh_TW"/>
+        </w:rPr>
+        <w:t>16:13–15</w:t>
+      </w:r>
       <w:r>
         <w:rPr>
           <w:lang w:val="zh_TW" w:bidi="zh_TW"/>
         </w:rPr>
         <w:t>，</w:t>
       </w:r>
-      <w:hyperlink r:id="rId41">
-        <w:r>
-          <w:rPr>
-            <w:lang w:val="zh_TW" w:bidi="zh_TW"/>
-          </w:rPr>
-          <w:rPr>
-            <w:color w:val="0000EE"/>
-            <w:u w:val="single"/>
-          </w:rPr>
-          <w:t>17:4</w:t>
-        </w:r>
-      </w:hyperlink>
+      <w:r>
+        <w:rPr>
+          <w:lang w:val="zh_TW" w:bidi="zh_TW"/>
+        </w:rPr>
+        <w:t>17:4</w:t>
+      </w:r>
       <w:r>
         <w:rPr>
           <w:lang w:val="zh_TW" w:bidi="zh_TW"/>
         </w:rPr>
         <w:t>、</w:t>
       </w:r>
-      <w:hyperlink r:id="rId42">
-        <w:r>
-          <w:rPr>
-            <w:lang w:val="zh_TW" w:bidi="zh_TW"/>
-          </w:rPr>
-          <w:rPr>
-            <w:color w:val="0000EE"/>
-            <w:u w:val="single"/>
-          </w:rPr>
-          <w:t>12</w:t>
-        </w:r>
-      </w:hyperlink>
+      <w:r>
+        <w:rPr>
+          <w:lang w:val="zh_TW" w:bidi="zh_TW"/>
+        </w:rPr>
+        <w:t>12</w:t>
+      </w:r>
       <w:r>
         <w:rPr>
           <w:lang w:val="zh_TW" w:bidi="zh_TW"/>
         </w:rPr>
         <w:t>、</w:t>
       </w:r>
-      <w:hyperlink r:id="rId43">
-        <w:r>
-          <w:rPr>
-            <w:lang w:val="zh_TW" w:bidi="zh_TW"/>
-          </w:rPr>
-          <w:rPr>
-            <w:color w:val="0000EE"/>
-            <w:u w:val="single"/>
-          </w:rPr>
-          <w:t>34</w:t>
-        </w:r>
-      </w:hyperlink>
+      <w:r>
+        <w:rPr>
+          <w:lang w:val="zh_TW" w:bidi="zh_TW"/>
+        </w:rPr>
+        <w:t>34</w:t>
+      </w:r>
       <w:r>
         <w:rPr>
           <w:lang w:val="zh_TW" w:bidi="zh_TW"/>
         </w:rPr>
         <w:t>，</w:t>
       </w:r>
-      <w:hyperlink r:id="rId44">
-        <w:r>
-          <w:rPr>
-            <w:lang w:val="zh_TW" w:bidi="zh_TW"/>
-          </w:rPr>
-          <w:rPr>
-            <w:color w:val="0000EE"/>
-            <w:u w:val="single"/>
-          </w:rPr>
-          <w:t>18:26</w:t>
-        </w:r>
-      </w:hyperlink>
+      <w:r>
+        <w:rPr>
+          <w:lang w:val="zh_TW" w:bidi="zh_TW"/>
+        </w:rPr>
+        <w:t>18:26</w:t>
+      </w:r>
       <w:r>
         <w:rPr>
           <w:lang w:val="zh_TW" w:bidi="zh_TW"/>
         </w:rPr>
         <w:t>，</w:t>
       </w:r>
-      <w:hyperlink r:id="rId45">
-        <w:r>
-          <w:rPr>
-            <w:lang w:val="zh_TW" w:bidi="zh_TW"/>
-          </w:rPr>
-          <w:rPr>
-            <w:color w:val="0000EE"/>
-            <w:u w:val="single"/>
-          </w:rPr>
-          <w:t>21:9</w:t>
-        </w:r>
-      </w:hyperlink>
+      <w:r>
+        <w:rPr>
+          <w:lang w:val="zh_TW" w:bidi="zh_TW"/>
+        </w:rPr>
+        <w:t>21:9</w:t>
+      </w:r>
       <w:r>
         <w:rPr>
           <w:lang w:val="zh_TW" w:bidi="zh_TW"/>
@@ -1072,162 +850,108 @@
         </w:rPr>
         <w:t>政治。面對猶太人（</w:t>
       </w:r>
-      <w:hyperlink r:id="rId46">
-        <w:r>
-          <w:rPr>
-            <w:lang w:val="zh_TW" w:bidi="zh_TW"/>
-          </w:rPr>
-          <w:rPr>
-            <w:color w:val="0000EE"/>
-            <w:u w:val="single"/>
-          </w:rPr>
-          <w:t>4:8–12</w:t>
-        </w:r>
-      </w:hyperlink>
+      <w:r>
+        <w:rPr>
+          <w:lang w:val="zh_TW" w:bidi="zh_TW"/>
+        </w:rPr>
+        <w:t>4:8–12</w:t>
+      </w:r>
       <w:r>
         <w:rPr>
           <w:lang w:val="zh_TW" w:bidi="zh_TW"/>
         </w:rPr>
         <w:t>，</w:t>
       </w:r>
-      <w:hyperlink r:id="rId47">
-        <w:r>
-          <w:rPr>
-            <w:lang w:val="zh_TW" w:bidi="zh_TW"/>
-          </w:rPr>
-          <w:rPr>
-            <w:color w:val="0000EE"/>
-            <w:u w:val="single"/>
-          </w:rPr>
-          <w:t>7:2–53</w:t>
-        </w:r>
-      </w:hyperlink>
+      <w:r>
+        <w:rPr>
+          <w:lang w:val="zh_TW" w:bidi="zh_TW"/>
+        </w:rPr>
+        <w:t>7:2–53</w:t>
+      </w:r>
       <w:r>
         <w:rPr>
           <w:lang w:val="zh_TW" w:bidi="zh_TW"/>
         </w:rPr>
         <w:t>）和外邦人（</w:t>
       </w:r>
-      <w:hyperlink r:id="rId48">
-        <w:r>
-          <w:rPr>
-            <w:lang w:val="zh_TW" w:bidi="zh_TW"/>
-          </w:rPr>
-          <w:rPr>
-            <w:color w:val="0000EE"/>
-            <w:u w:val="single"/>
-          </w:rPr>
-          <w:t>24:10–21</w:t>
-        </w:r>
-      </w:hyperlink>
+      <w:r>
+        <w:rPr>
+          <w:lang w:val="zh_TW" w:bidi="zh_TW"/>
+        </w:rPr>
+        <w:t>24:10–21</w:t>
+      </w:r>
       <w:r>
         <w:rPr>
           <w:lang w:val="zh_TW" w:bidi="zh_TW"/>
         </w:rPr>
         <w:t>，</w:t>
       </w:r>
-      <w:hyperlink r:id="rId49">
-        <w:r>
-          <w:rPr>
-            <w:lang w:val="zh_TW" w:bidi="zh_TW"/>
-          </w:rPr>
-          <w:rPr>
-            <w:color w:val="0000EE"/>
-            <w:u w:val="single"/>
-          </w:rPr>
-          <w:t>26:1–23</w:t>
-        </w:r>
-      </w:hyperlink>
+      <w:r>
+        <w:rPr>
+          <w:lang w:val="zh_TW" w:bidi="zh_TW"/>
+        </w:rPr>
+        <w:t>26:1–23</w:t>
+      </w:r>
       <w:r>
         <w:rPr>
           <w:lang w:val="zh_TW" w:bidi="zh_TW"/>
         </w:rPr>
         <w:t>），使徒行傳為基督教信仰提供了有力的辯護。路加主張基督教與猶太教同為「合法宗教（religio licita）」，應當受到相同的保護，並且基督教不會給羅馬帝國帶來任何危險（</w:t>
       </w:r>
-      <w:hyperlink r:id="rId50">
-        <w:r>
-          <w:rPr>
-            <w:lang w:val="zh_TW" w:bidi="zh_TW"/>
-          </w:rPr>
-          <w:rPr>
-            <w:color w:val="0000EE"/>
-            <w:u w:val="single"/>
-          </w:rPr>
-          <w:t>18:14–16</w:t>
-        </w:r>
-      </w:hyperlink>
+      <w:r>
+        <w:rPr>
+          <w:lang w:val="zh_TW" w:bidi="zh_TW"/>
+        </w:rPr>
+        <w:t>18:14–16</w:t>
+      </w:r>
       <w:r>
         <w:rPr>
           <w:lang w:val="zh_TW" w:bidi="zh_TW"/>
         </w:rPr>
         <w:t>，</w:t>
       </w:r>
-      <w:hyperlink r:id="rId51">
-        <w:r>
-          <w:rPr>
-            <w:lang w:val="zh_TW" w:bidi="zh_TW"/>
-          </w:rPr>
-          <w:rPr>
-            <w:color w:val="0000EE"/>
-            <w:u w:val="single"/>
-          </w:rPr>
-          <w:t>19:37</w:t>
-        </w:r>
-      </w:hyperlink>
+      <w:r>
+        <w:rPr>
+          <w:lang w:val="zh_TW" w:bidi="zh_TW"/>
+        </w:rPr>
+        <w:t>19:37</w:t>
+      </w:r>
       <w:r>
         <w:rPr>
           <w:lang w:val="zh_TW" w:bidi="zh_TW"/>
         </w:rPr>
         <w:t>，</w:t>
       </w:r>
-      <w:hyperlink r:id="rId52">
-        <w:r>
-          <w:rPr>
-            <w:lang w:val="zh_TW" w:bidi="zh_TW"/>
-          </w:rPr>
-          <w:rPr>
-            <w:color w:val="0000EE"/>
-            <w:u w:val="single"/>
-          </w:rPr>
-          <w:t>23:29</w:t>
-        </w:r>
-      </w:hyperlink>
+      <w:r>
+        <w:rPr>
+          <w:lang w:val="zh_TW" w:bidi="zh_TW"/>
+        </w:rPr>
+        <w:t>23:29</w:t>
+      </w:r>
       <w:r>
         <w:rPr>
           <w:lang w:val="zh_TW" w:bidi="zh_TW"/>
         </w:rPr>
         <w:t>，</w:t>
       </w:r>
-      <w:hyperlink r:id="rId53">
-        <w:r>
-          <w:rPr>
-            <w:lang w:val="zh_TW" w:bidi="zh_TW"/>
-          </w:rPr>
-          <w:rPr>
-            <w:color w:val="0000EE"/>
-            <w:u w:val="single"/>
-          </w:rPr>
-          <w:t>25:25</w:t>
-        </w:r>
-      </w:hyperlink>
+      <w:r>
+        <w:rPr>
+          <w:lang w:val="zh_TW" w:bidi="zh_TW"/>
+        </w:rPr>
+        <w:t>25:25</w:t>
+      </w:r>
       <w:r>
         <w:rPr>
           <w:lang w:val="zh_TW" w:bidi="zh_TW"/>
         </w:rPr>
         <w:t>，</w:t>
       </w:r>
-      <w:hyperlink r:id="rId54">
-        <w:r>
-          <w:rPr>
-            <w:lang w:val="zh_TW" w:bidi="zh_TW"/>
-          </w:rPr>
-          <w:rPr>
-            <w:color w:val="0000EE"/>
-            <w:u w:val="single"/>
-          </w:rPr>
-          <w:t>26:32</w:t>
-        </w:r>
-      </w:hyperlink>
+      <w:r>
+        <w:rPr>
+          <w:lang w:val="zh_TW" w:bidi="zh_TW"/>
+        </w:rPr>
+        <w:t>26:32</w:t>
+      </w:r>
       <w:r>
         <w:rPr>
           <w:lang w:val="zh_TW" w:bidi="zh_TW"/>
@@ -1259,144 +983,96 @@
         </w:rPr>
         <w:t>路加是保羅旅行的同伴（見</w:t>
       </w:r>
-      <w:hyperlink r:id="rId55">
-        <w:r>
-          <w:rPr>
-            <w:lang w:val="zh_TW" w:bidi="zh_TW"/>
-          </w:rPr>
-          <w:rPr>
-            <w:color w:val="0000EE"/>
-            <w:u w:val="single"/>
-          </w:rPr>
-          <w:t>16:10</w:t>
-        </w:r>
-      </w:hyperlink>
+      <w:r>
+        <w:rPr>
+          <w:lang w:val="zh_TW" w:bidi="zh_TW"/>
+        </w:rPr>
+        <w:t>16:10</w:t>
+      </w:r>
       <w:r>
         <w:rPr>
           <w:lang w:val="zh_TW" w:bidi="zh_TW"/>
         </w:rPr>
         <w:t>及那裡的腳註），並且在保羅晚年時與他同在（</w:t>
       </w:r>
-      <w:hyperlink r:id="rId56">
-        <w:r>
-          <w:rPr>
-            <w:lang w:val="zh_TW" w:bidi="zh_TW"/>
-          </w:rPr>
-          <w:rPr>
-            <w:color w:val="0000EE"/>
-            <w:u w:val="single"/>
-          </w:rPr>
-          <w:t>提後4:11</w:t>
-        </w:r>
-      </w:hyperlink>
+      <w:r>
+        <w:rPr>
+          <w:lang w:val="zh_TW" w:bidi="zh_TW"/>
+        </w:rPr>
+        <w:t>提後4:11</w:t>
+      </w:r>
       <w:r>
         <w:rPr>
           <w:lang w:val="zh_TW" w:bidi="zh_TW"/>
         </w:rPr>
         <w:t>）。使徒行傳中的幾段經文以第一人稱出現（「我們」；</w:t>
       </w:r>
-      <w:hyperlink r:id="rId57">
-        <w:r>
-          <w:rPr>
-            <w:lang w:val="zh_TW" w:bidi="zh_TW"/>
-          </w:rPr>
-          <w:rPr>
-            <w:color w:val="0000EE"/>
-            <w:u w:val="single"/>
-          </w:rPr>
-          <w:t>16:10–18</w:t>
-        </w:r>
-      </w:hyperlink>
+      <w:r>
+        <w:rPr>
+          <w:lang w:val="zh_TW" w:bidi="zh_TW"/>
+        </w:rPr>
+        <w:t>16:10–18</w:t>
+      </w:r>
       <w:r>
         <w:rPr>
           <w:lang w:val="zh_TW" w:bidi="zh_TW"/>
         </w:rPr>
         <w:t>，</w:t>
       </w:r>
-      <w:hyperlink r:id="rId58">
-        <w:r>
-          <w:rPr>
-            <w:lang w:val="zh_TW" w:bidi="zh_TW"/>
-          </w:rPr>
-          <w:rPr>
-            <w:color w:val="0000EE"/>
-            <w:u w:val="single"/>
-          </w:rPr>
-          <w:t>20:5–15</w:t>
-        </w:r>
-      </w:hyperlink>
+      <w:r>
+        <w:rPr>
+          <w:lang w:val="zh_TW" w:bidi="zh_TW"/>
+        </w:rPr>
+        <w:t>20:5–15</w:t>
+      </w:r>
       <w:r>
         <w:rPr>
           <w:lang w:val="zh_TW" w:bidi="zh_TW"/>
         </w:rPr>
         <w:t>，</w:t>
       </w:r>
-      <w:hyperlink r:id="rId59">
-        <w:r>
-          <w:rPr>
-            <w:lang w:val="zh_TW" w:bidi="zh_TW"/>
-          </w:rPr>
-          <w:rPr>
-            <w:color w:val="0000EE"/>
-            <w:u w:val="single"/>
-          </w:rPr>
-          <w:t>21:1–18</w:t>
-        </w:r>
-      </w:hyperlink>
+      <w:r>
+        <w:rPr>
+          <w:lang w:val="zh_TW" w:bidi="zh_TW"/>
+        </w:rPr>
+        <w:t>21:1–18</w:t>
+      </w:r>
       <w:r>
         <w:rPr>
           <w:lang w:val="zh_TW" w:bidi="zh_TW"/>
         </w:rPr>
         <w:t>，</w:t>
       </w:r>
-      <w:hyperlink r:id="rId60">
-        <w:r>
-          <w:rPr>
-            <w:lang w:val="zh_TW" w:bidi="zh_TW"/>
-          </w:rPr>
-          <w:rPr>
-            <w:color w:val="0000EE"/>
-            <w:u w:val="single"/>
-          </w:rPr>
-          <w:t>27:1–28:16</w:t>
-        </w:r>
-      </w:hyperlink>
+      <w:r>
+        <w:rPr>
+          <w:lang w:val="zh_TW" w:bidi="zh_TW"/>
+        </w:rPr>
+        <w:t>27:1–28:16</w:t>
+      </w:r>
       <w:r>
         <w:rPr>
           <w:lang w:val="zh_TW" w:bidi="zh_TW"/>
         </w:rPr>
         <w:t>），這表明在那些旅程中，路加與保羅同行。在歌羅西書中，路加被稱為「親愛的醫生」，並列在與保羅一起工作的幾位非猶太人當中（</w:t>
       </w:r>
-      <w:hyperlink r:id="rId61">
-        <w:r>
-          <w:rPr>
-            <w:lang w:val="zh_TW" w:bidi="zh_TW"/>
-          </w:rPr>
-          <w:rPr>
-            <w:color w:val="0000EE"/>
-            <w:u w:val="single"/>
-          </w:rPr>
-          <w:t>西4:11–14</w:t>
-        </w:r>
-      </w:hyperlink>
+      <w:r>
+        <w:rPr>
+          <w:lang w:val="zh_TW" w:bidi="zh_TW"/>
+        </w:rPr>
+        <w:t>西4:11–14</w:t>
+      </w:r>
       <w:r>
         <w:rPr>
           <w:lang w:val="zh_TW" w:bidi="zh_TW"/>
         </w:rPr>
         <w:t>；另見</w:t>
       </w:r>
-      <w:hyperlink r:id="rId62">
-        <w:r>
-          <w:rPr>
-            <w:lang w:val="zh_TW" w:bidi="zh_TW"/>
-          </w:rPr>
-          <w:rPr>
-            <w:color w:val="0000EE"/>
-            <w:u w:val="single"/>
-          </w:rPr>
-          <w:t>門1:24</w:t>
-        </w:r>
-      </w:hyperlink>
+      <w:r>
+        <w:rPr>
+          <w:lang w:val="zh_TW" w:bidi="zh_TW"/>
+        </w:rPr>
+        <w:t>門1:24</w:t>
+      </w:r>
       <w:r>
         <w:rPr>
           <w:lang w:val="zh_TW" w:bidi="zh_TW"/>
@@ -1431,18 +1107,12 @@
         </w:rPr>
         <w:t>作為一位負責任的希臘化的歷史學家，路加使用了良好的歷史學方法，並詳細描述了他的步驟，這展現出他專注於撰寫一個準確且有條理的記載，是關於基督教起源真相的（</w:t>
       </w:r>
-      <w:hyperlink r:id="rId63">
-        <w:r>
-          <w:rPr>
-            <w:lang w:val="zh_TW" w:bidi="zh_TW"/>
-          </w:rPr>
-          <w:rPr>
-            <w:color w:val="0000EE"/>
-            <w:u w:val="single"/>
-          </w:rPr>
-          <w:t>路1:1–4</w:t>
-        </w:r>
-      </w:hyperlink>
+      <w:r>
+        <w:rPr>
+          <w:lang w:val="zh_TW" w:bidi="zh_TW"/>
+        </w:rPr>
+        <w:t>路1:1–4</w:t>
+      </w:r>
       <w:r>
         <w:rPr>
           <w:lang w:val="zh_TW" w:bidi="zh_TW"/>
@@ -1488,54 +1158,36 @@
         </w:rPr>
         <w:t>一般人們認為使徒行傳的寫作日期不會在公元六十年代初期以前，也不會在保羅的同工及旅行夥伴們預計的生命結束以後（公元八十年代中期）。許多學者選擇公元七十年以後的一個日期，他們認為路加使用了馬可福音作為他的資料來源之一（假設馬可福音寫於六十年代後期）。然而，使徒行傳沒有提到保羅受審的結果（約公元六十二年）；主的兄弟雅各的死亡（公元六十年代初期）；尼祿在公元六十四年羅馬大火後對基督徒的迫害；彼得、保羅（約公元六十四~六十五年）和尼祿的死亡（公元六十八年）；猶太人起義（公元六十六年）；或耶路撒冷的毀滅（公元七十年）。使徒行傳以保羅被軟禁（公元六十~六十二年）結束。因此，可以合理地認為路加在公元六十四年之前寫了使徒行傳。那些將使徒行傳定於公元七十年之後的人會回答說，路加省略了這些事件，因為它們與他的目的無關（見</w:t>
       </w:r>
-      <w:hyperlink r:id="rId20">
-        <w:r>
-          <w:rPr>
-            <w:lang w:val="zh_TW" w:bidi="zh_TW"/>
-          </w:rPr>
-          <w:rPr>
-            <w:color w:val="0000EE"/>
-            <w:u w:val="single"/>
-          </w:rPr>
-          <w:t>徒1:8</w:t>
-        </w:r>
-      </w:hyperlink>
+      <w:r>
+        <w:rPr>
+          <w:lang w:val="zh_TW" w:bidi="zh_TW"/>
+        </w:rPr>
+        <w:t>徒1:8</w:t>
+      </w:r>
       <w:r>
         <w:rPr>
           <w:lang w:val="zh_TW" w:bidi="zh_TW"/>
         </w:rPr>
         <w:t>，</w:t>
       </w:r>
-      <w:hyperlink r:id="rId29">
-        <w:r>
-          <w:rPr>
-            <w:lang w:val="zh_TW" w:bidi="zh_TW"/>
-          </w:rPr>
-          <w:rPr>
-            <w:color w:val="0000EE"/>
-            <w:u w:val="single"/>
-          </w:rPr>
-          <w:t>9:15</w:t>
-        </w:r>
-      </w:hyperlink>
+      <w:r>
+        <w:rPr>
+          <w:lang w:val="zh_TW" w:bidi="zh_TW"/>
+        </w:rPr>
+        <w:t>9:15</w:t>
+      </w:r>
       <w:r>
         <w:rPr>
           <w:lang w:val="zh_TW" w:bidi="zh_TW"/>
         </w:rPr>
         <w:t>，</w:t>
       </w:r>
-      <w:hyperlink r:id="rId23">
-        <w:r>
-          <w:rPr>
-            <w:lang w:val="zh_TW" w:bidi="zh_TW"/>
-          </w:rPr>
-          <w:rPr>
-            <w:color w:val="0000EE"/>
-            <w:u w:val="single"/>
-          </w:rPr>
-          <w:t>28:31</w:t>
-        </w:r>
-      </w:hyperlink>
+      <w:r>
+        <w:rPr>
+          <w:lang w:val="zh_TW" w:bidi="zh_TW"/>
+        </w:rPr>
+        <w:t>28:31</w:t>
+      </w:r>
       <w:r>
         <w:rPr>
           <w:lang w:val="zh_TW" w:bidi="zh_TW"/>
@@ -1567,162 +1219,108 @@
         </w:rPr>
         <w:t>使徒行傳是兩卷作品中的第二卷（見</w:t>
       </w:r>
-      <w:hyperlink r:id="rId63">
-        <w:r>
-          <w:rPr>
-            <w:lang w:val="zh_TW" w:bidi="zh_TW"/>
-          </w:rPr>
-          <w:rPr>
-            <w:color w:val="0000EE"/>
-            <w:u w:val="single"/>
-          </w:rPr>
-          <w:t>路1:1–4</w:t>
-        </w:r>
-      </w:hyperlink>
+      <w:r>
+        <w:rPr>
+          <w:lang w:val="zh_TW" w:bidi="zh_TW"/>
+        </w:rPr>
+        <w:t>路1:1–4</w:t>
+      </w:r>
       <w:r>
         <w:rPr>
           <w:lang w:val="zh_TW" w:bidi="zh_TW"/>
         </w:rPr>
         <w:t>；</w:t>
       </w:r>
-      <w:hyperlink r:id="rId64">
-        <w:r>
-          <w:rPr>
-            <w:lang w:val="zh_TW" w:bidi="zh_TW"/>
-          </w:rPr>
-          <w:rPr>
-            <w:color w:val="0000EE"/>
-            <w:u w:val="single"/>
-          </w:rPr>
-          <w:t>徒1:1–2</w:t>
-        </w:r>
-      </w:hyperlink>
+      <w:r>
+        <w:rPr>
+          <w:lang w:val="zh_TW" w:bidi="zh_TW"/>
+        </w:rPr>
+        <w:t>徒1:1–2</w:t>
+      </w:r>
       <w:r>
         <w:rPr>
           <w:lang w:val="zh_TW" w:bidi="zh_TW"/>
         </w:rPr>
         <w:t>）。路加福音和使徒行傳的主要收件人是提阿非羅（</w:t>
       </w:r>
-      <w:hyperlink r:id="rId65">
-        <w:r>
-          <w:rPr>
-            <w:lang w:val="zh_TW" w:bidi="zh_TW"/>
-          </w:rPr>
-          <w:rPr>
-            <w:color w:val="0000EE"/>
-            <w:u w:val="single"/>
-          </w:rPr>
-          <w:t>路1:3</w:t>
-        </w:r>
-      </w:hyperlink>
+      <w:r>
+        <w:rPr>
+          <w:lang w:val="zh_TW" w:bidi="zh_TW"/>
+        </w:rPr>
+        <w:t>路1:3</w:t>
+      </w:r>
       <w:r>
         <w:rPr>
           <w:lang w:val="zh_TW" w:bidi="zh_TW"/>
         </w:rPr>
         <w:t>；</w:t>
       </w:r>
-      <w:hyperlink r:id="rId66">
-        <w:r>
-          <w:rPr>
-            <w:lang w:val="zh_TW" w:bidi="zh_TW"/>
-          </w:rPr>
-          <w:rPr>
-            <w:color w:val="0000EE"/>
-            <w:u w:val="single"/>
-          </w:rPr>
-          <w:t>徒1:1</w:t>
-        </w:r>
-      </w:hyperlink>
+      <w:r>
+        <w:rPr>
+          <w:lang w:val="zh_TW" w:bidi="zh_TW"/>
+        </w:rPr>
+        <w:t>徒1:1</w:t>
+      </w:r>
       <w:r>
         <w:rPr>
           <w:lang w:val="zh_TW" w:bidi="zh_TW"/>
         </w:rPr>
         <w:t>），他名字的意思是「愛神的人」。提阿非羅被稱為「大人」（</w:t>
       </w:r>
-      <w:hyperlink r:id="rId65">
-        <w:r>
-          <w:rPr>
-            <w:lang w:val="zh_TW" w:bidi="zh_TW"/>
-          </w:rPr>
-          <w:rPr>
-            <w:color w:val="0000EE"/>
-            <w:u w:val="single"/>
-          </w:rPr>
-          <w:t>路1:3</w:t>
-        </w:r>
-      </w:hyperlink>
+      <w:r>
+        <w:rPr>
+          <w:lang w:val="zh_TW" w:bidi="zh_TW"/>
+        </w:rPr>
+        <w:t>路1:3</w:t>
+      </w:r>
       <w:r>
         <w:rPr>
           <w:lang w:val="zh_TW" w:bidi="zh_TW"/>
         </w:rPr>
         <w:t>），這個稱號在其它地方也被用於羅馬巡撫，比如腓力斯和非斯都（</w:t>
       </w:r>
-      <w:hyperlink r:id="rId67">
-        <w:r>
-          <w:rPr>
-            <w:lang w:val="zh_TW" w:bidi="zh_TW"/>
-          </w:rPr>
-          <w:rPr>
-            <w:color w:val="0000EE"/>
-            <w:u w:val="single"/>
-          </w:rPr>
-          <w:t>23:26</w:t>
-        </w:r>
-      </w:hyperlink>
+      <w:r>
+        <w:rPr>
+          <w:lang w:val="zh_TW" w:bidi="zh_TW"/>
+        </w:rPr>
+        <w:t>23:26</w:t>
+      </w:r>
       <w:r>
         <w:rPr>
           <w:lang w:val="zh_TW" w:bidi="zh_TW"/>
         </w:rPr>
         <w:t>；</w:t>
       </w:r>
-      <w:hyperlink r:id="rId68">
-        <w:r>
-          <w:rPr>
-            <w:lang w:val="zh_TW" w:bidi="zh_TW"/>
-          </w:rPr>
-          <w:rPr>
-            <w:color w:val="0000EE"/>
-            <w:u w:val="single"/>
-          </w:rPr>
-          <w:t>24:2–3</w:t>
-        </w:r>
-      </w:hyperlink>
+      <w:r>
+        <w:rPr>
+          <w:lang w:val="zh_TW" w:bidi="zh_TW"/>
+        </w:rPr>
+        <w:t>24:2–3</w:t>
+      </w:r>
       <w:r>
         <w:rPr>
           <w:lang w:val="zh_TW" w:bidi="zh_TW"/>
         </w:rPr>
         <w:t>；</w:t>
       </w:r>
-      <w:hyperlink r:id="rId69">
-        <w:r>
-          <w:rPr>
-            <w:lang w:val="zh_TW" w:bidi="zh_TW"/>
-          </w:rPr>
-          <w:rPr>
-            <w:color w:val="0000EE"/>
-            <w:u w:val="single"/>
-          </w:rPr>
-          <w:t>26:25</w:t>
-        </w:r>
-      </w:hyperlink>
+      <w:r>
+        <w:rPr>
+          <w:lang w:val="zh_TW" w:bidi="zh_TW"/>
+        </w:rPr>
+        <w:t>26:25</w:t>
+      </w:r>
       <w:r>
         <w:rPr>
           <w:lang w:val="zh_TW" w:bidi="zh_TW"/>
         </w:rPr>
         <w:t>）。提阿非羅可能是路加的支持者和贊助人。他是一位受過基督教教導的外邦人（</w:t>
       </w:r>
-      <w:hyperlink r:id="rId70">
-        <w:r>
-          <w:rPr>
-            <w:lang w:val="zh_TW" w:bidi="zh_TW"/>
-          </w:rPr>
-          <w:rPr>
-            <w:color w:val="0000EE"/>
-            <w:u w:val="single"/>
-          </w:rPr>
-          <w:t>路1:4</w:t>
-        </w:r>
-      </w:hyperlink>
+      <w:r>
+        <w:rPr>
+          <w:lang w:val="zh_TW" w:bidi="zh_TW"/>
+        </w:rPr>
+        <w:t>路1:4</w:t>
+      </w:r>
       <w:r>
         <w:rPr>
           <w:lang w:val="zh_TW" w:bidi="zh_TW"/>
@@ -1741,18 +1339,12 @@
         </w:rPr>
         <w:t>」（</w:t>
       </w:r>
-      <w:hyperlink r:id="rId70">
-        <w:r>
-          <w:rPr>
-            <w:lang w:val="zh_TW" w:bidi="zh_TW"/>
-          </w:rPr>
-          <w:rPr>
-            <w:color w:val="0000EE"/>
-            <w:u w:val="single"/>
-          </w:rPr>
-          <w:t>路1:4</w:t>
-        </w:r>
-      </w:hyperlink>
+      <w:r>
+        <w:rPr>
+          <w:lang w:val="zh_TW" w:bidi="zh_TW"/>
+        </w:rPr>
+        <w:t>路1:4</w:t>
+      </w:r>
       <w:r>
         <w:rPr>
           <w:lang w:val="zh_TW" w:bidi="zh_TW"/>
@@ -1784,126 +1376,84 @@
         </w:rPr>
         <w:t>使徒行傳的材料被仔細且精確地呈現（例如，</w:t>
       </w:r>
-      <w:hyperlink r:id="rId71">
-        <w:r>
-          <w:rPr>
-            <w:lang w:val="zh_TW" w:bidi="zh_TW"/>
-          </w:rPr>
-          <w:rPr>
-            <w:color w:val="0000EE"/>
-            <w:u w:val="single"/>
-          </w:rPr>
-          <w:t>11:28</w:t>
-        </w:r>
-      </w:hyperlink>
+      <w:r>
+        <w:rPr>
+          <w:lang w:val="zh_TW" w:bidi="zh_TW"/>
+        </w:rPr>
+        <w:t>11:28</w:t>
+      </w:r>
       <w:r>
         <w:rPr>
           <w:lang w:val="zh_TW" w:bidi="zh_TW"/>
         </w:rPr>
         <w:t>，</w:t>
       </w:r>
-      <w:hyperlink r:id="rId72">
-        <w:r>
-          <w:rPr>
-            <w:lang w:val="zh_TW" w:bidi="zh_TW"/>
-          </w:rPr>
-          <w:rPr>
-            <w:color w:val="0000EE"/>
-            <w:u w:val="single"/>
-          </w:rPr>
-          <w:t>18:2</w:t>
-        </w:r>
-      </w:hyperlink>
+      <w:r>
+        <w:rPr>
+          <w:lang w:val="zh_TW" w:bidi="zh_TW"/>
+        </w:rPr>
+        <w:t>18:2</w:t>
+      </w:r>
       <w:r>
         <w:rPr>
           <w:lang w:val="zh_TW" w:bidi="zh_TW"/>
         </w:rPr>
         <w:t>），而且信息的準確性經常被考古學、地理學和相關研究所確認。路加結合了歷史的準確性和細節，並擁有生動且戲劇性描述的天賦（例如，</w:t>
       </w:r>
-      <w:hyperlink r:id="rId73">
-        <w:r>
-          <w:rPr>
-            <w:lang w:val="zh_TW" w:bidi="zh_TW"/>
-          </w:rPr>
-          <w:rPr>
-            <w:color w:val="0000EE"/>
-            <w:u w:val="single"/>
-          </w:rPr>
-          <w:t>5:17–32</w:t>
-        </w:r>
-      </w:hyperlink>
+      <w:r>
+        <w:rPr>
+          <w:lang w:val="zh_TW" w:bidi="zh_TW"/>
+        </w:rPr>
+        <w:t>5:17–32</w:t>
+      </w:r>
       <w:r>
         <w:rPr>
           <w:lang w:val="zh_TW" w:bidi="zh_TW"/>
         </w:rPr>
         <w:t>，</w:t>
       </w:r>
-      <w:hyperlink r:id="rId74">
-        <w:r>
-          <w:rPr>
-            <w:lang w:val="zh_TW" w:bidi="zh_TW"/>
-          </w:rPr>
-          <w:rPr>
-            <w:color w:val="0000EE"/>
-            <w:u w:val="single"/>
-          </w:rPr>
-          <w:t>12:1–17</w:t>
-        </w:r>
-      </w:hyperlink>
+      <w:r>
+        <w:rPr>
+          <w:lang w:val="zh_TW" w:bidi="zh_TW"/>
+        </w:rPr>
+        <w:t>12:1–17</w:t>
+      </w:r>
       <w:r>
         <w:rPr>
           <w:lang w:val="zh_TW" w:bidi="zh_TW"/>
         </w:rPr>
         <w:t>，</w:t>
       </w:r>
-      <w:hyperlink r:id="rId75">
-        <w:r>
-          <w:rPr>
-            <w:lang w:val="zh_TW" w:bidi="zh_TW"/>
-          </w:rPr>
-          <w:rPr>
-            <w:color w:val="0000EE"/>
-            <w:u w:val="single"/>
-          </w:rPr>
-          <w:t>14:8–20</w:t>
-        </w:r>
-      </w:hyperlink>
+      <w:r>
+        <w:rPr>
+          <w:lang w:val="zh_TW" w:bidi="zh_TW"/>
+        </w:rPr>
+        <w:t>14:8–20</w:t>
+      </w:r>
       <w:r>
         <w:rPr>
           <w:lang w:val="zh_TW" w:bidi="zh_TW"/>
         </w:rPr>
         <w:t>，</w:t>
       </w:r>
-      <w:hyperlink r:id="rId76">
-        <w:r>
-          <w:rPr>
-            <w:lang w:val="zh_TW" w:bidi="zh_TW"/>
-          </w:rPr>
-          <w:rPr>
-            <w:color w:val="0000EE"/>
-            <w:u w:val="single"/>
-          </w:rPr>
-          <w:t>16:11–40</w:t>
-        </w:r>
-      </w:hyperlink>
+      <w:r>
+        <w:rPr>
+          <w:lang w:val="zh_TW" w:bidi="zh_TW"/>
+        </w:rPr>
+        <w:t>16:11–40</w:t>
+      </w:r>
       <w:r>
         <w:rPr>
           <w:lang w:val="zh_TW" w:bidi="zh_TW"/>
         </w:rPr>
         <w:t>，</w:t>
       </w:r>
-      <w:hyperlink r:id="rId77">
-        <w:r>
-          <w:rPr>
-            <w:lang w:val="zh_TW" w:bidi="zh_TW"/>
-          </w:rPr>
-          <w:rPr>
-            <w:color w:val="0000EE"/>
-            <w:u w:val="single"/>
-          </w:rPr>
-          <w:t>27:1–44</w:t>
-        </w:r>
-      </w:hyperlink>
+      <w:r>
+        <w:rPr>
+          <w:lang w:val="zh_TW" w:bidi="zh_TW"/>
+        </w:rPr>
+        <w:t>27:1–44</w:t>
+      </w:r>
       <w:r>
         <w:rPr>
           <w:lang w:val="zh_TW" w:bidi="zh_TW"/>
@@ -1924,108 +1474,72 @@
         </w:rPr>
         <w:t>使徒行傳的段落以彼得、司提反、雅各和保羅的大有能力的演說為標誌（</w:t>
       </w:r>
-      <w:hyperlink r:id="rId78">
-        <w:r>
-          <w:rPr>
-            <w:lang w:val="zh_TW" w:bidi="zh_TW"/>
-          </w:rPr>
-          <w:rPr>
-            <w:color w:val="0000EE"/>
-            <w:u w:val="single"/>
-          </w:rPr>
-          <w:t>2:14–40</w:t>
-        </w:r>
-      </w:hyperlink>
+      <w:r>
+        <w:rPr>
+          <w:lang w:val="zh_TW" w:bidi="zh_TW"/>
+        </w:rPr>
+        <w:t>2:14–40</w:t>
+      </w:r>
       <w:r>
         <w:rPr>
           <w:lang w:val="zh_TW" w:bidi="zh_TW"/>
         </w:rPr>
         <w:t>，</w:t>
       </w:r>
-      <w:hyperlink r:id="rId47">
-        <w:r>
-          <w:rPr>
-            <w:lang w:val="zh_TW" w:bidi="zh_TW"/>
-          </w:rPr>
-          <w:rPr>
-            <w:color w:val="0000EE"/>
-            <w:u w:val="single"/>
-          </w:rPr>
-          <w:t>7:2–53</w:t>
-        </w:r>
-      </w:hyperlink>
+      <w:r>
+        <w:rPr>
+          <w:lang w:val="zh_TW" w:bidi="zh_TW"/>
+        </w:rPr>
+        <w:t>7:2–53</w:t>
+      </w:r>
       <w:r>
         <w:rPr>
           <w:lang w:val="zh_TW" w:bidi="zh_TW"/>
         </w:rPr>
         <w:t>，</w:t>
       </w:r>
-      <w:hyperlink r:id="rId79">
-        <w:r>
-          <w:rPr>
-            <w:lang w:val="zh_TW" w:bidi="zh_TW"/>
-          </w:rPr>
-          <w:rPr>
-            <w:color w:val="0000EE"/>
-            <w:u w:val="single"/>
-          </w:rPr>
-          <w:t>15:13–21</w:t>
-        </w:r>
-      </w:hyperlink>
+      <w:r>
+        <w:rPr>
+          <w:lang w:val="zh_TW" w:bidi="zh_TW"/>
+        </w:rPr>
+        <w:t>15:13–21</w:t>
+      </w:r>
       <w:r>
         <w:rPr>
           <w:lang w:val="zh_TW" w:bidi="zh_TW"/>
         </w:rPr>
         <w:t>，</w:t>
       </w:r>
-      <w:hyperlink r:id="rId80">
-        <w:r>
-          <w:rPr>
-            <w:lang w:val="zh_TW" w:bidi="zh_TW"/>
-          </w:rPr>
-          <w:rPr>
-            <w:color w:val="0000EE"/>
-            <w:u w:val="single"/>
-          </w:rPr>
-          <w:t>22:3–21</w:t>
-        </w:r>
-      </w:hyperlink>
+      <w:r>
+        <w:rPr>
+          <w:lang w:val="zh_TW" w:bidi="zh_TW"/>
+        </w:rPr>
+        <w:t>22:3–21</w:t>
+      </w:r>
       <w:r>
         <w:rPr>
           <w:lang w:val="zh_TW" w:bidi="zh_TW"/>
         </w:rPr>
         <w:t>）。使徒行傳以一種非凡的方式使其多樣的文學風格與文化背景相契合。彼得在五旬節那天的講道具有強烈的猶太特色（</w:t>
       </w:r>
-      <w:hyperlink r:id="rId78">
-        <w:r>
-          <w:rPr>
-            <w:lang w:val="zh_TW" w:bidi="zh_TW"/>
-          </w:rPr>
-          <w:rPr>
-            <w:color w:val="0000EE"/>
-            <w:u w:val="single"/>
-          </w:rPr>
-          <w:t>2:14–40</w:t>
-        </w:r>
-      </w:hyperlink>
+      <w:r>
+        <w:rPr>
+          <w:lang w:val="zh_TW" w:bidi="zh_TW"/>
+        </w:rPr>
+        <w:t>2:14–40</w:t>
+      </w:r>
       <w:r>
         <w:rPr>
           <w:lang w:val="zh_TW" w:bidi="zh_TW"/>
         </w:rPr>
         <w:t>），而保羅在雅典面對有文化的希臘哲學家的講道則使用了希臘演講的形式（</w:t>
       </w:r>
-      <w:hyperlink r:id="rId81">
-        <w:r>
-          <w:rPr>
-            <w:lang w:val="zh_TW" w:bidi="zh_TW"/>
-          </w:rPr>
-          <w:rPr>
-            <w:color w:val="0000EE"/>
-            <w:u w:val="single"/>
-          </w:rPr>
-          <w:t>17:22–31</w:t>
-        </w:r>
-      </w:hyperlink>
+      <w:r>
+        <w:rPr>
+          <w:lang w:val="zh_TW" w:bidi="zh_TW"/>
+        </w:rPr>
+        <w:t>17:22–31</w:t>
+      </w:r>
       <w:r>
         <w:rPr>
           <w:lang w:val="zh_TW" w:bidi="zh_TW"/>
@@ -2057,444 +1571,294 @@
         </w:rPr>
         <w:t>使徒行傳顯示基督教信仰真正實現了希伯來聖經中的神的應許（</w:t>
       </w:r>
-      <w:hyperlink r:id="rId82">
-        <w:r>
-          <w:rPr>
-            <w:lang w:val="zh_TW" w:bidi="zh_TW"/>
-          </w:rPr>
-          <w:rPr>
-            <w:color w:val="0000EE"/>
-            <w:u w:val="single"/>
-          </w:rPr>
-          <w:t>2:16–36，</w:t>
-        </w:r>
-      </w:hyperlink>
-      <w:hyperlink r:id="rId83">
-        <w:r>
-          <w:rPr>
-            <w:lang w:val="zh_TW" w:bidi="zh_TW"/>
-          </w:rPr>
-          <w:rPr>
-            <w:color w:val="0000EE"/>
-            <w:u w:val="single"/>
-          </w:rPr>
-          <w:t>4:11–12</w:t>
-        </w:r>
-      </w:hyperlink>
+      <w:r>
+        <w:rPr>
+          <w:lang w:val="zh_TW" w:bidi="zh_TW"/>
+        </w:rPr>
+        <w:t>2:16–36，</w:t>
+      </w:r>
+      <w:r>
+        <w:rPr>
+          <w:lang w:val="zh_TW" w:bidi="zh_TW"/>
+        </w:rPr>
+        <w:t>4:11–12</w:t>
+      </w:r>
       <w:r>
         <w:rPr>
           <w:lang w:val="zh_TW" w:bidi="zh_TW"/>
         </w:rPr>
         <w:t>，</w:t>
       </w:r>
-      <w:hyperlink r:id="rId84">
-        <w:r>
-          <w:rPr>
-            <w:lang w:val="zh_TW" w:bidi="zh_TW"/>
-          </w:rPr>
-          <w:rPr>
-            <w:color w:val="0000EE"/>
-            <w:u w:val="single"/>
-          </w:rPr>
-          <w:t>10:42–43</w:t>
-        </w:r>
-      </w:hyperlink>
+      <w:r>
+        <w:rPr>
+          <w:lang w:val="zh_TW" w:bidi="zh_TW"/>
+        </w:rPr>
+        <w:t>10:42–43</w:t>
+      </w:r>
       <w:r>
         <w:rPr>
           <w:lang w:val="zh_TW" w:bidi="zh_TW"/>
         </w:rPr>
         <w:t>，</w:t>
       </w:r>
-      <w:hyperlink r:id="rId85">
-        <w:r>
-          <w:rPr>
-            <w:lang w:val="zh_TW" w:bidi="zh_TW"/>
-          </w:rPr>
-          <w:rPr>
-            <w:color w:val="0000EE"/>
-            <w:u w:val="single"/>
-          </w:rPr>
-          <w:t>13:16–41</w:t>
-        </w:r>
-      </w:hyperlink>
+      <w:r>
+        <w:rPr>
+          <w:lang w:val="zh_TW" w:bidi="zh_TW"/>
+        </w:rPr>
+        <w:t>13:16–41</w:t>
+      </w:r>
       <w:r>
         <w:rPr>
           <w:lang w:val="zh_TW" w:bidi="zh_TW"/>
         </w:rPr>
         <w:t>，</w:t>
       </w:r>
-      <w:hyperlink r:id="rId86">
-        <w:r>
-          <w:rPr>
-            <w:lang w:val="zh_TW" w:bidi="zh_TW"/>
-          </w:rPr>
-          <w:rPr>
-            <w:color w:val="0000EE"/>
-            <w:u w:val="single"/>
-          </w:rPr>
-          <w:t>17:30–31</w:t>
-        </w:r>
-      </w:hyperlink>
+      <w:r>
+        <w:rPr>
+          <w:lang w:val="zh_TW" w:bidi="zh_TW"/>
+        </w:rPr>
+        <w:t>17:30–31</w:t>
+      </w:r>
       <w:r>
         <w:rPr>
           <w:lang w:val="zh_TW" w:bidi="zh_TW"/>
         </w:rPr>
         <w:t>；見</w:t>
       </w:r>
-      <w:hyperlink r:id="rId87">
-        <w:r>
-          <w:rPr>
-            <w:lang w:val="zh_TW" w:bidi="zh_TW"/>
-          </w:rPr>
-          <w:rPr>
-            <w:color w:val="0000EE"/>
-            <w:u w:val="single"/>
-          </w:rPr>
-          <w:t>路24:25–27</w:t>
-        </w:r>
-      </w:hyperlink>
+      <w:r>
+        <w:rPr>
+          <w:lang w:val="zh_TW" w:bidi="zh_TW"/>
+        </w:rPr>
+        <w:t>路24:25–27</w:t>
+      </w:r>
       <w:r>
         <w:rPr>
           <w:lang w:val="zh_TW" w:bidi="zh_TW"/>
         </w:rPr>
         <w:t>、</w:t>
       </w:r>
-      <w:hyperlink r:id="rId88">
-        <w:r>
-          <w:rPr>
-            <w:lang w:val="zh_TW" w:bidi="zh_TW"/>
-          </w:rPr>
-          <w:rPr>
-            <w:color w:val="0000EE"/>
-            <w:u w:val="single"/>
-          </w:rPr>
-          <w:t>44–47</w:t>
-        </w:r>
-      </w:hyperlink>
+      <w:r>
+        <w:rPr>
+          <w:lang w:val="zh_TW" w:bidi="zh_TW"/>
+        </w:rPr>
+        <w:t>44–47</w:t>
+      </w:r>
       <w:r>
         <w:rPr>
           <w:lang w:val="zh_TW" w:bidi="zh_TW"/>
         </w:rPr>
         <w:t>）。它也證明了基督帶來救恩（</w:t>
       </w:r>
-      <w:hyperlink r:id="rId89">
-        <w:r>
-          <w:rPr>
-            <w:lang w:val="zh_TW" w:bidi="zh_TW"/>
-          </w:rPr>
-          <w:rPr>
-            <w:color w:val="0000EE"/>
-            <w:u w:val="single"/>
-          </w:rPr>
-          <w:t>8:35</w:t>
-        </w:r>
-      </w:hyperlink>
+      <w:r>
+        <w:rPr>
+          <w:lang w:val="zh_TW" w:bidi="zh_TW"/>
+        </w:rPr>
+        <w:t>8:35</w:t>
+      </w:r>
       <w:r>
         <w:rPr>
           <w:lang w:val="zh_TW" w:bidi="zh_TW"/>
         </w:rPr>
         <w:t>，</w:t>
       </w:r>
-      <w:hyperlink r:id="rId90">
-        <w:r>
-          <w:rPr>
-            <w:lang w:val="zh_TW" w:bidi="zh_TW"/>
-          </w:rPr>
-          <w:rPr>
-            <w:color w:val="0000EE"/>
-            <w:u w:val="single"/>
-          </w:rPr>
-          <w:t>10:36</w:t>
-        </w:r>
-      </w:hyperlink>
+      <w:r>
+        <w:rPr>
+          <w:lang w:val="zh_TW" w:bidi="zh_TW"/>
+        </w:rPr>
+        <w:t>10:36</w:t>
+      </w:r>
       <w:r>
         <w:rPr>
           <w:lang w:val="zh_TW" w:bidi="zh_TW"/>
         </w:rPr>
         <w:t>，</w:t>
       </w:r>
-      <w:hyperlink r:id="rId91">
-        <w:r>
-          <w:rPr>
-            <w:lang w:val="zh_TW" w:bidi="zh_TW"/>
-          </w:rPr>
-          <w:rPr>
-            <w:color w:val="0000EE"/>
-            <w:u w:val="single"/>
-          </w:rPr>
-          <w:t>16:17</w:t>
-        </w:r>
-      </w:hyperlink>
+      <w:r>
+        <w:rPr>
+          <w:lang w:val="zh_TW" w:bidi="zh_TW"/>
+        </w:rPr>
+        <w:t>16:17</w:t>
+      </w:r>
       <w:r>
         <w:rPr>
           <w:lang w:val="zh_TW" w:bidi="zh_TW"/>
         </w:rPr>
         <w:t>、</w:t>
       </w:r>
-      <w:hyperlink r:id="rId15">
-        <w:r>
-          <w:rPr>
-            <w:lang w:val="zh_TW" w:bidi="zh_TW"/>
-          </w:rPr>
-          <w:rPr>
-            <w:color w:val="0000EE"/>
-            <w:u w:val="single"/>
-          </w:rPr>
-          <w:t>30–31</w:t>
-        </w:r>
-      </w:hyperlink>
+      <w:r>
+        <w:rPr>
+          <w:lang w:val="zh_TW" w:bidi="zh_TW"/>
+        </w:rPr>
+        <w:t>30–31</w:t>
+      </w:r>
       <w:r>
         <w:rPr>
           <w:lang w:val="zh_TW" w:bidi="zh_TW"/>
         </w:rPr>
         <w:t>），禱告推進了神國（</w:t>
       </w:r>
-      <w:hyperlink r:id="rId92">
-        <w:r>
-          <w:rPr>
-            <w:lang w:val="zh_TW" w:bidi="zh_TW"/>
-          </w:rPr>
-          <w:rPr>
-            <w:color w:val="0000EE"/>
-            <w:u w:val="single"/>
-          </w:rPr>
-          <w:t>1:12–15</w:t>
-        </w:r>
-      </w:hyperlink>
+      <w:r>
+        <w:rPr>
+          <w:lang w:val="zh_TW" w:bidi="zh_TW"/>
+        </w:rPr>
+        <w:t>1:12–15</w:t>
+      </w:r>
       <w:r>
         <w:rPr>
           <w:lang w:val="zh_TW" w:bidi="zh_TW"/>
         </w:rPr>
         <w:t>，</w:t>
       </w:r>
-      <w:hyperlink r:id="rId93">
-        <w:r>
-          <w:rPr>
-            <w:lang w:val="zh_TW" w:bidi="zh_TW"/>
-          </w:rPr>
-          <w:rPr>
-            <w:color w:val="0000EE"/>
-            <w:u w:val="single"/>
-          </w:rPr>
-          <w:t>2:1–4</w:t>
-        </w:r>
-      </w:hyperlink>
+      <w:r>
+        <w:rPr>
+          <w:lang w:val="zh_TW" w:bidi="zh_TW"/>
+        </w:rPr>
+        <w:t>2:1–4</w:t>
+      </w:r>
       <w:r>
         <w:rPr>
           <w:lang w:val="zh_TW" w:bidi="zh_TW"/>
         </w:rPr>
         <w:t>，</w:t>
       </w:r>
-      <w:hyperlink r:id="rId94">
-        <w:r>
-          <w:rPr>
-            <w:lang w:val="zh_TW" w:bidi="zh_TW"/>
-          </w:rPr>
-          <w:rPr>
-            <w:color w:val="0000EE"/>
-            <w:u w:val="single"/>
-          </w:rPr>
-          <w:t>4:24–31</w:t>
-        </w:r>
-      </w:hyperlink>
+      <w:r>
+        <w:rPr>
+          <w:lang w:val="zh_TW" w:bidi="zh_TW"/>
+        </w:rPr>
+        <w:t>4:24–31</w:t>
+      </w:r>
       <w:r>
         <w:rPr>
           <w:lang w:val="zh_TW" w:bidi="zh_TW"/>
         </w:rPr>
         <w:t>，</w:t>
       </w:r>
-      <w:hyperlink r:id="rId95">
-        <w:r>
-          <w:rPr>
-            <w:lang w:val="zh_TW" w:bidi="zh_TW"/>
-          </w:rPr>
-          <w:rPr>
-            <w:color w:val="0000EE"/>
-            <w:u w:val="single"/>
-          </w:rPr>
-          <w:t>12:5</w:t>
-        </w:r>
-      </w:hyperlink>
+      <w:r>
+        <w:rPr>
+          <w:lang w:val="zh_TW" w:bidi="zh_TW"/>
+        </w:rPr>
+        <w:t>12:5</w:t>
+      </w:r>
       <w:r>
         <w:rPr>
           <w:lang w:val="zh_TW" w:bidi="zh_TW"/>
         </w:rPr>
         <w:t>），聖靈賜力量給神的百姓並裝備他們以完成他們的使命 (</w:t>
       </w:r>
-      <w:hyperlink r:id="rId20">
-        <w:r>
-          <w:rPr>
-            <w:lang w:val="zh_TW" w:bidi="zh_TW"/>
-          </w:rPr>
-          <w:rPr>
-            <w:color w:val="0000EE"/>
-            <w:u w:val="single"/>
-          </w:rPr>
-          <w:t>1:8</w:t>
-        </w:r>
-      </w:hyperlink>
+      <w:r>
+        <w:rPr>
+          <w:lang w:val="zh_TW" w:bidi="zh_TW"/>
+        </w:rPr>
+        <w:t>1:8</w:t>
+      </w:r>
       <w:r>
         <w:rPr>
           <w:lang w:val="zh_TW" w:bidi="zh_TW"/>
         </w:rPr>
         <w:t>，</w:t>
       </w:r>
-      <w:hyperlink r:id="rId96">
-        <w:r>
-          <w:rPr>
-            <w:lang w:val="zh_TW" w:bidi="zh_TW"/>
-          </w:rPr>
-          <w:rPr>
-            <w:color w:val="0000EE"/>
-            <w:u w:val="single"/>
-          </w:rPr>
-          <w:t>4:8</w:t>
-        </w:r>
-      </w:hyperlink>
+      <w:r>
+        <w:rPr>
+          <w:lang w:val="zh_TW" w:bidi="zh_TW"/>
+        </w:rPr>
+        <w:t>4:8</w:t>
+      </w:r>
       <w:r>
         <w:rPr>
           <w:lang w:val="zh_TW" w:bidi="zh_TW"/>
         </w:rPr>
         <w:t>、</w:t>
       </w:r>
-      <w:hyperlink r:id="rId97">
-        <w:r>
-          <w:rPr>
-            <w:lang w:val="zh_TW" w:bidi="zh_TW"/>
-          </w:rPr>
-          <w:rPr>
-            <w:color w:val="0000EE"/>
-            <w:u w:val="single"/>
-          </w:rPr>
-          <w:t>31</w:t>
-        </w:r>
-      </w:hyperlink>
+      <w:r>
+        <w:rPr>
+          <w:lang w:val="zh_TW" w:bidi="zh_TW"/>
+        </w:rPr>
+        <w:t>31</w:t>
+      </w:r>
       <w:r>
         <w:rPr>
           <w:lang w:val="zh_TW" w:bidi="zh_TW"/>
         </w:rPr>
         <w:t>，</w:t>
       </w:r>
-      <w:hyperlink r:id="rId98">
-        <w:r>
-          <w:rPr>
-            <w:lang w:val="zh_TW" w:bidi="zh_TW"/>
-          </w:rPr>
-          <w:rPr>
-            <w:color w:val="0000EE"/>
-            <w:u w:val="single"/>
-          </w:rPr>
-          <w:t>6:3</w:t>
-        </w:r>
-      </w:hyperlink>
+      <w:r>
+        <w:rPr>
+          <w:lang w:val="zh_TW" w:bidi="zh_TW"/>
+        </w:rPr>
+        <w:t>6:3</w:t>
+      </w:r>
       <w:r>
         <w:rPr>
           <w:lang w:val="zh_TW" w:bidi="zh_TW"/>
         </w:rPr>
         <w:t>、</w:t>
       </w:r>
-      <w:hyperlink r:id="rId99">
-        <w:r>
-          <w:rPr>
-            <w:lang w:val="zh_TW" w:bidi="zh_TW"/>
-          </w:rPr>
-          <w:rPr>
-            <w:color w:val="0000EE"/>
-            <w:u w:val="single"/>
-          </w:rPr>
-          <w:t>5</w:t>
-        </w:r>
-      </w:hyperlink>
+      <w:r>
+        <w:rPr>
+          <w:lang w:val="zh_TW" w:bidi="zh_TW"/>
+        </w:rPr>
+        <w:t>5</w:t>
+      </w:r>
       <w:r>
         <w:rPr>
           <w:lang w:val="zh_TW" w:bidi="zh_TW"/>
         </w:rPr>
         <w:t>、</w:t>
       </w:r>
-      <w:hyperlink r:id="rId100">
-        <w:r>
-          <w:rPr>
-            <w:lang w:val="zh_TW" w:bidi="zh_TW"/>
-          </w:rPr>
-          <w:rPr>
-            <w:color w:val="0000EE"/>
-            <w:u w:val="single"/>
-          </w:rPr>
-          <w:t>10</w:t>
-        </w:r>
-      </w:hyperlink>
+      <w:r>
+        <w:rPr>
+          <w:lang w:val="zh_TW" w:bidi="zh_TW"/>
+        </w:rPr>
+        <w:t>10</w:t>
+      </w:r>
       <w:r>
         <w:rPr>
           <w:lang w:val="zh_TW" w:bidi="zh_TW"/>
         </w:rPr>
         <w:t>，</w:t>
       </w:r>
-      <w:hyperlink r:id="rId101">
-        <w:r>
-          <w:rPr>
-            <w:lang w:val="zh_TW" w:bidi="zh_TW"/>
-          </w:rPr>
-          <w:rPr>
-            <w:color w:val="0000EE"/>
-            <w:u w:val="single"/>
-          </w:rPr>
-          <w:t>7:55</w:t>
-        </w:r>
-      </w:hyperlink>
+      <w:r>
+        <w:rPr>
+          <w:lang w:val="zh_TW" w:bidi="zh_TW"/>
+        </w:rPr>
+        <w:t>7:55</w:t>
+      </w:r>
       <w:r>
         <w:rPr>
           <w:lang w:val="zh_TW" w:bidi="zh_TW"/>
         </w:rPr>
         <w:t>，</w:t>
       </w:r>
-      <w:hyperlink r:id="rId102">
-        <w:r>
-          <w:rPr>
-            <w:lang w:val="zh_TW" w:bidi="zh_TW"/>
-          </w:rPr>
-          <w:rPr>
-            <w:color w:val="0000EE"/>
-            <w:u w:val="single"/>
-          </w:rPr>
-          <w:t>11:24</w:t>
-        </w:r>
-      </w:hyperlink>
+      <w:r>
+        <w:rPr>
+          <w:lang w:val="zh_TW" w:bidi="zh_TW"/>
+        </w:rPr>
+        <w:t>11:24</w:t>
+      </w:r>
       <w:r>
         <w:rPr>
           <w:lang w:val="zh_TW" w:bidi="zh_TW"/>
         </w:rPr>
         <w:t>，</w:t>
       </w:r>
-      <w:hyperlink r:id="rId103">
-        <w:r>
-          <w:rPr>
-            <w:lang w:val="zh_TW" w:bidi="zh_TW"/>
-          </w:rPr>
-          <w:rPr>
-            <w:color w:val="0000EE"/>
-            <w:u w:val="single"/>
-          </w:rPr>
-          <w:t>13:9</w:t>
-        </w:r>
-      </w:hyperlink>
+      <w:r>
+        <w:rPr>
+          <w:lang w:val="zh_TW" w:bidi="zh_TW"/>
+        </w:rPr>
+        <w:t>13:9</w:t>
+      </w:r>
       <w:r>
         <w:rPr>
           <w:lang w:val="zh_TW" w:bidi="zh_TW"/>
         </w:rPr>
         <w:t>、</w:t>
       </w:r>
-      <w:hyperlink r:id="rId104">
-        <w:r>
-          <w:rPr>
-            <w:lang w:val="zh_TW" w:bidi="zh_TW"/>
-          </w:rPr>
-          <w:rPr>
-            <w:color w:val="0000EE"/>
-            <w:u w:val="single"/>
-          </w:rPr>
-          <w:t>52</w:t>
-        </w:r>
-      </w:hyperlink>
+      <w:r>
+        <w:rPr>
+          <w:lang w:val="zh_TW" w:bidi="zh_TW"/>
+        </w:rPr>
+        <w:t>52</w:t>
+      </w:r>
       <w:r>
         <w:rPr>
           <w:lang w:val="zh_TW" w:bidi="zh_TW"/>
@@ -2515,252 +1879,168 @@
         </w:rPr>
         <w:t>使徒行傳顯示了神揀選個人來傳揚祂的信息並見證基督的重要性。一開始，使徒們（特別是彼得）見證了耶穌的生平和事工（</w:t>
       </w:r>
-      <w:hyperlink r:id="rId105">
-        <w:r>
-          <w:rPr>
-            <w:lang w:val="zh_TW" w:bidi="zh_TW"/>
-          </w:rPr>
-          <w:rPr>
-            <w:color w:val="0000EE"/>
-            <w:u w:val="single"/>
-          </w:rPr>
-          <w:t>1:22</w:t>
-        </w:r>
-      </w:hyperlink>
+      <w:r>
+        <w:rPr>
+          <w:lang w:val="zh_TW" w:bidi="zh_TW"/>
+        </w:rPr>
+        <w:t>1:22</w:t>
+      </w:r>
       <w:r>
         <w:rPr>
           <w:lang w:val="zh_TW" w:bidi="zh_TW"/>
         </w:rPr>
         <w:t>，</w:t>
       </w:r>
-      <w:hyperlink r:id="rId106">
-        <w:r>
-          <w:rPr>
-            <w:lang w:val="zh_TW" w:bidi="zh_TW"/>
-          </w:rPr>
-          <w:rPr>
-            <w:color w:val="0000EE"/>
-            <w:u w:val="single"/>
-          </w:rPr>
-          <w:t>10:39–41</w:t>
-        </w:r>
-      </w:hyperlink>
+      <w:r>
+        <w:rPr>
+          <w:lang w:val="zh_TW" w:bidi="zh_TW"/>
+        </w:rPr>
+        <w:t>10:39–41</w:t>
+      </w:r>
       <w:r>
         <w:rPr>
           <w:lang w:val="zh_TW" w:bidi="zh_TW"/>
         </w:rPr>
         <w:t>；見</w:t>
       </w:r>
-      <w:hyperlink r:id="rId107">
-        <w:r>
-          <w:rPr>
-            <w:lang w:val="zh_TW" w:bidi="zh_TW"/>
-          </w:rPr>
-          <w:rPr>
-            <w:color w:val="0000EE"/>
-            <w:u w:val="single"/>
-          </w:rPr>
-          <w:t>路1:2</w:t>
-        </w:r>
-      </w:hyperlink>
+      <w:r>
+        <w:rPr>
+          <w:lang w:val="zh_TW" w:bidi="zh_TW"/>
+        </w:rPr>
+        <w:t>路1:2</w:t>
+      </w:r>
       <w:r>
         <w:rPr>
           <w:lang w:val="zh_TW" w:bidi="zh_TW"/>
         </w:rPr>
         <w:t>），並解釋了耶穌在神拯救人的計劃中的重要性（</w:t>
       </w:r>
-      <w:hyperlink r:id="rId108">
-        <w:r>
-          <w:rPr>
-            <w:lang w:val="zh_TW" w:bidi="zh_TW"/>
-          </w:rPr>
-          <w:rPr>
-            <w:color w:val="0000EE"/>
-            <w:u w:val="single"/>
-          </w:rPr>
-          <w:t>2:40</w:t>
-        </w:r>
-      </w:hyperlink>
+      <w:r>
+        <w:rPr>
+          <w:lang w:val="zh_TW" w:bidi="zh_TW"/>
+        </w:rPr>
+        <w:t>2:40</w:t>
+      </w:r>
       <w:r>
         <w:rPr>
           <w:lang w:val="zh_TW" w:bidi="zh_TW"/>
         </w:rPr>
         <w:t>，</w:t>
       </w:r>
-      <w:hyperlink r:id="rId109">
-        <w:r>
-          <w:rPr>
-            <w:lang w:val="zh_TW" w:bidi="zh_TW"/>
-          </w:rPr>
-          <w:rPr>
-            <w:color w:val="0000EE"/>
-            <w:u w:val="single"/>
-          </w:rPr>
-          <w:t>3:15</w:t>
-        </w:r>
-      </w:hyperlink>
+      <w:r>
+        <w:rPr>
+          <w:lang w:val="zh_TW" w:bidi="zh_TW"/>
+        </w:rPr>
+        <w:t>3:15</w:t>
+      </w:r>
       <w:r>
         <w:rPr>
           <w:lang w:val="zh_TW" w:bidi="zh_TW"/>
         </w:rPr>
         <w:t>，</w:t>
       </w:r>
-      <w:hyperlink r:id="rId110">
-        <w:r>
-          <w:rPr>
-            <w:lang w:val="zh_TW" w:bidi="zh_TW"/>
-          </w:rPr>
-          <w:rPr>
-            <w:color w:val="0000EE"/>
-            <w:u w:val="single"/>
-          </w:rPr>
-          <w:t>4:33</w:t>
-        </w:r>
-      </w:hyperlink>
+      <w:r>
+        <w:rPr>
+          <w:lang w:val="zh_TW" w:bidi="zh_TW"/>
+        </w:rPr>
+        <w:t>4:33</w:t>
+      </w:r>
       <w:r>
         <w:rPr>
           <w:lang w:val="zh_TW" w:bidi="zh_TW"/>
         </w:rPr>
         <w:t>，</w:t>
       </w:r>
-      <w:hyperlink r:id="rId111">
-        <w:r>
-          <w:rPr>
-            <w:lang w:val="zh_TW" w:bidi="zh_TW"/>
-          </w:rPr>
-          <w:rPr>
-            <w:color w:val="0000EE"/>
-            <w:u w:val="single"/>
-          </w:rPr>
-          <w:t>10:42</w:t>
-        </w:r>
-      </w:hyperlink>
+      <w:r>
+        <w:rPr>
+          <w:lang w:val="zh_TW" w:bidi="zh_TW"/>
+        </w:rPr>
+        <w:t>10:42</w:t>
+      </w:r>
       <w:r>
         <w:rPr>
           <w:lang w:val="zh_TW" w:bidi="zh_TW"/>
         </w:rPr>
         <w:t>）。後來，其他基督教領袖也參與了為主作見證的工作；司提反和腓利是兩個為信仰勇敢作見證的傑出例子（</w:t>
       </w:r>
-      <w:hyperlink r:id="rId47">
-        <w:r>
-          <w:rPr>
-            <w:lang w:val="zh_TW" w:bidi="zh_TW"/>
-          </w:rPr>
-          <w:rPr>
-            <w:color w:val="0000EE"/>
-            <w:u w:val="single"/>
-          </w:rPr>
-          <w:t>7:2–53</w:t>
-        </w:r>
-      </w:hyperlink>
+      <w:r>
+        <w:rPr>
+          <w:lang w:val="zh_TW" w:bidi="zh_TW"/>
+        </w:rPr>
+        <w:t>7:2–53</w:t>
+      </w:r>
       <w:r>
         <w:rPr>
           <w:lang w:val="zh_TW" w:bidi="zh_TW"/>
         </w:rPr>
         <w:t>，</w:t>
       </w:r>
-      <w:hyperlink r:id="rId112">
-        <w:r>
-          <w:rPr>
-            <w:lang w:val="zh_TW" w:bidi="zh_TW"/>
-          </w:rPr>
-          <w:rPr>
-            <w:color w:val="0000EE"/>
-            <w:u w:val="single"/>
-          </w:rPr>
-          <w:t>8:4–40</w:t>
-        </w:r>
-      </w:hyperlink>
+      <w:r>
+        <w:rPr>
+          <w:lang w:val="zh_TW" w:bidi="zh_TW"/>
+        </w:rPr>
+        <w:t>8:4–40</w:t>
+      </w:r>
       <w:r>
         <w:rPr>
           <w:lang w:val="zh_TW" w:bidi="zh_TW"/>
         </w:rPr>
         <w:t>）。其他基督徒在有機會時也分享他們的信仰（例如，</w:t>
       </w:r>
-      <w:hyperlink r:id="rId113">
-        <w:r>
-          <w:rPr>
-            <w:lang w:val="zh_TW" w:bidi="zh_TW"/>
-          </w:rPr>
-          <w:rPr>
-            <w:color w:val="0000EE"/>
-            <w:u w:val="single"/>
-          </w:rPr>
-          <w:t>8:1–4</w:t>
-        </w:r>
-      </w:hyperlink>
+      <w:r>
+        <w:rPr>
+          <w:lang w:val="zh_TW" w:bidi="zh_TW"/>
+        </w:rPr>
+        <w:t>8:1–4</w:t>
+      </w:r>
       <w:r>
         <w:rPr>
           <w:lang w:val="zh_TW" w:bidi="zh_TW"/>
         </w:rPr>
         <w:t>，</w:t>
       </w:r>
-      <w:hyperlink r:id="rId114">
-        <w:r>
-          <w:rPr>
-            <w:lang w:val="zh_TW" w:bidi="zh_TW"/>
-          </w:rPr>
-          <w:rPr>
-            <w:color w:val="0000EE"/>
-            <w:u w:val="single"/>
-          </w:rPr>
-          <w:t>11:19–21</w:t>
-        </w:r>
-      </w:hyperlink>
+      <w:r>
+        <w:rPr>
+          <w:lang w:val="zh_TW" w:bidi="zh_TW"/>
+        </w:rPr>
+        <w:t>11:19–21</w:t>
+      </w:r>
       <w:r>
         <w:rPr>
           <w:lang w:val="zh_TW" w:bidi="zh_TW"/>
         </w:rPr>
         <w:t>）。後來，神呼召保羅參與這項事工，作為祂所「揀選的器皿，要在外邦人和君王並以色列人面前宣揚祂的信息（我的名）」（</w:t>
       </w:r>
-      <w:hyperlink r:id="rId29">
-        <w:r>
-          <w:rPr>
-            <w:lang w:val="zh_TW" w:bidi="zh_TW"/>
-          </w:rPr>
-          <w:rPr>
-            <w:color w:val="0000EE"/>
-            <w:u w:val="single"/>
-          </w:rPr>
-          <w:t>9:15</w:t>
-        </w:r>
-      </w:hyperlink>
+      <w:r>
+        <w:rPr>
+          <w:lang w:val="zh_TW" w:bidi="zh_TW"/>
+        </w:rPr>
+        <w:t>9:15</w:t>
+      </w:r>
       <w:r>
         <w:rPr>
           <w:lang w:val="zh_TW" w:bidi="zh_TW"/>
         </w:rPr>
         <w:t>，</w:t>
       </w:r>
-      <w:hyperlink r:id="rId115">
-        <w:r>
-          <w:rPr>
-            <w:lang w:val="zh_TW" w:bidi="zh_TW"/>
-          </w:rPr>
-          <w:rPr>
-            <w:color w:val="0000EE"/>
-            <w:u w:val="single"/>
-          </w:rPr>
-          <w:t>22:1–21</w:t>
-        </w:r>
-      </w:hyperlink>
+      <w:r>
+        <w:rPr>
+          <w:lang w:val="zh_TW" w:bidi="zh_TW"/>
+        </w:rPr>
+        <w:t>22:1–21</w:t>
+      </w:r>
       <w:r>
         <w:rPr>
           <w:lang w:val="zh_TW" w:bidi="zh_TW"/>
         </w:rPr>
         <w:t>，</w:t>
       </w:r>
-      <w:hyperlink r:id="rId116">
-        <w:r>
-          <w:rPr>
-            <w:lang w:val="zh_TW" w:bidi="zh_TW"/>
-          </w:rPr>
-          <w:rPr>
-            <w:color w:val="0000EE"/>
-            <w:u w:val="single"/>
-          </w:rPr>
-          <w:t>26:2–23</w:t>
-        </w:r>
-      </w:hyperlink>
+      <w:r>
+        <w:rPr>
+          <w:lang w:val="zh_TW" w:bidi="zh_TW"/>
+        </w:rPr>
+        <w:t>26:2–23</w:t>
+      </w:r>
       <w:r>
         <w:rPr>
           <w:lang w:val="zh_TW" w:bidi="zh_TW"/>
@@ -2781,180 +2061,120 @@
         </w:rPr>
         <w:t>使徒們宣告耶穌受死和復活是神的計劃，是經文的應驗（</w:t>
       </w:r>
-      <w:hyperlink r:id="rId117">
-        <w:r>
-          <w:rPr>
-            <w:lang w:val="zh_TW" w:bidi="zh_TW"/>
-          </w:rPr>
-          <w:rPr>
-            <w:color w:val="0000EE"/>
-            <w:u w:val="single"/>
-          </w:rPr>
-          <w:t>2:22–36</w:t>
-        </w:r>
-      </w:hyperlink>
+      <w:r>
+        <w:rPr>
+          <w:lang w:val="zh_TW" w:bidi="zh_TW"/>
+        </w:rPr>
+        <w:t>2:22–36</w:t>
+      </w:r>
       <w:r>
         <w:rPr>
           <w:lang w:val="zh_TW" w:bidi="zh_TW"/>
         </w:rPr>
         <w:t>，</w:t>
       </w:r>
-      <w:hyperlink r:id="rId109">
-        <w:r>
-          <w:rPr>
-            <w:lang w:val="zh_TW" w:bidi="zh_TW"/>
-          </w:rPr>
-          <w:rPr>
-            <w:color w:val="0000EE"/>
-            <w:u w:val="single"/>
-          </w:rPr>
-          <w:t>3:15</w:t>
-        </w:r>
-      </w:hyperlink>
+      <w:r>
+        <w:rPr>
+          <w:lang w:val="zh_TW" w:bidi="zh_TW"/>
+        </w:rPr>
+        <w:t>3:15</w:t>
+      </w:r>
       <w:r>
         <w:rPr>
           <w:lang w:val="zh_TW" w:bidi="zh_TW"/>
         </w:rPr>
         <w:t>，</w:t>
       </w:r>
-      <w:hyperlink r:id="rId118">
-        <w:r>
-          <w:rPr>
-            <w:lang w:val="zh_TW" w:bidi="zh_TW"/>
-          </w:rPr>
-          <w:rPr>
-            <w:color w:val="0000EE"/>
-            <w:u w:val="single"/>
-          </w:rPr>
-          <w:t>4:27–28</w:t>
-        </w:r>
-      </w:hyperlink>
+      <w:r>
+        <w:rPr>
+          <w:lang w:val="zh_TW" w:bidi="zh_TW"/>
+        </w:rPr>
+        <w:t>4:27–28</w:t>
+      </w:r>
       <w:r>
         <w:rPr>
           <w:lang w:val="zh_TW" w:bidi="zh_TW"/>
         </w:rPr>
         <w:t>、</w:t>
       </w:r>
-      <w:hyperlink r:id="rId110">
-        <w:r>
-          <w:rPr>
-            <w:lang w:val="zh_TW" w:bidi="zh_TW"/>
-          </w:rPr>
-          <w:rPr>
-            <w:color w:val="0000EE"/>
-            <w:u w:val="single"/>
-          </w:rPr>
-          <w:t>33</w:t>
-        </w:r>
-      </w:hyperlink>
+      <w:r>
+        <w:rPr>
+          <w:lang w:val="zh_TW" w:bidi="zh_TW"/>
+        </w:rPr>
+        <w:t>33</w:t>
+      </w:r>
       <w:r>
         <w:rPr>
           <w:lang w:val="zh_TW" w:bidi="zh_TW"/>
         </w:rPr>
         <w:t>，</w:t>
       </w:r>
-      <w:hyperlink r:id="rId119">
-        <w:r>
-          <w:rPr>
-            <w:lang w:val="zh_TW" w:bidi="zh_TW"/>
-          </w:rPr>
-          <w:rPr>
-            <w:color w:val="0000EE"/>
-            <w:u w:val="single"/>
-          </w:rPr>
-          <w:t>7:52</w:t>
-        </w:r>
-      </w:hyperlink>
+      <w:r>
+        <w:rPr>
+          <w:lang w:val="zh_TW" w:bidi="zh_TW"/>
+        </w:rPr>
+        <w:t>7:52</w:t>
+      </w:r>
       <w:r>
         <w:rPr>
           <w:lang w:val="zh_TW" w:bidi="zh_TW"/>
         </w:rPr>
         <w:t>，</w:t>
       </w:r>
-      <w:hyperlink r:id="rId120">
-        <w:r>
-          <w:rPr>
-            <w:lang w:val="zh_TW" w:bidi="zh_TW"/>
-          </w:rPr>
-          <w:rPr>
-            <w:color w:val="0000EE"/>
-            <w:u w:val="single"/>
-          </w:rPr>
-          <w:t>8:32–35</w:t>
-        </w:r>
-      </w:hyperlink>
+      <w:r>
+        <w:rPr>
+          <w:lang w:val="zh_TW" w:bidi="zh_TW"/>
+        </w:rPr>
+        <w:t>8:32–35</w:t>
+      </w:r>
       <w:r>
         <w:rPr>
           <w:lang w:val="zh_TW" w:bidi="zh_TW"/>
         </w:rPr>
         <w:t>，</w:t>
       </w:r>
-      <w:hyperlink r:id="rId121">
-        <w:r>
-          <w:rPr>
-            <w:lang w:val="zh_TW" w:bidi="zh_TW"/>
-          </w:rPr>
-          <w:rPr>
-            <w:color w:val="0000EE"/>
-            <w:u w:val="single"/>
-          </w:rPr>
-          <w:t>10:38–43</w:t>
-        </w:r>
-      </w:hyperlink>
+      <w:r>
+        <w:rPr>
+          <w:lang w:val="zh_TW" w:bidi="zh_TW"/>
+        </w:rPr>
+        <w:t>10:38–43</w:t>
+      </w:r>
       <w:r>
         <w:rPr>
           <w:lang w:val="zh_TW" w:bidi="zh_TW"/>
         </w:rPr>
         <w:t>，</w:t>
       </w:r>
-      <w:hyperlink r:id="rId122">
-        <w:r>
-          <w:rPr>
-            <w:lang w:val="zh_TW" w:bidi="zh_TW"/>
-          </w:rPr>
-          <w:rPr>
-            <w:color w:val="0000EE"/>
-            <w:u w:val="single"/>
-          </w:rPr>
-          <w:t>13:26–39</w:t>
-        </w:r>
-      </w:hyperlink>
+      <w:r>
+        <w:rPr>
+          <w:lang w:val="zh_TW" w:bidi="zh_TW"/>
+        </w:rPr>
+        <w:t>13:26–39</w:t>
+      </w:r>
       <w:r>
         <w:rPr>
           <w:lang w:val="zh_TW" w:bidi="zh_TW"/>
         </w:rPr>
         <w:t>）。耶穌是被立的那一位，要來拯救人類，所以使徒的信息是：「當信主耶穌，你們都必得救」（</w:t>
       </w:r>
-      <w:hyperlink r:id="rId123">
-        <w:r>
-          <w:rPr>
-            <w:lang w:val="zh_TW" w:bidi="zh_TW"/>
-          </w:rPr>
-          <w:rPr>
-            <w:color w:val="0000EE"/>
-            <w:u w:val="single"/>
-          </w:rPr>
-          <w:t>16:31</w:t>
-        </w:r>
-      </w:hyperlink>
+      <w:r>
+        <w:rPr>
+          <w:lang w:val="zh_TW" w:bidi="zh_TW"/>
+        </w:rPr>
+        <w:t>16:31</w:t>
+      </w:r>
       <w:r>
         <w:rPr>
           <w:lang w:val="zh_TW" w:bidi="zh_TW"/>
         </w:rPr>
         <w:t>）。神為所有人預備了祂的恩典和饒恕，「藉著耶穌基督（祂是萬有的主）」，在人與神之間有平安（</w:t>
       </w:r>
-      <w:hyperlink r:id="rId90">
-        <w:r>
-          <w:rPr>
-            <w:lang w:val="zh_TW" w:bidi="zh_TW"/>
-          </w:rPr>
-          <w:rPr>
-            <w:color w:val="0000EE"/>
-            <w:u w:val="single"/>
-          </w:rPr>
-          <w:t>10:36</w:t>
-        </w:r>
-      </w:hyperlink>
+      <w:r>
+        <w:rPr>
+          <w:lang w:val="zh_TW" w:bidi="zh_TW"/>
+        </w:rPr>
+        <w:t>10:36</w:t>
+      </w:r>
       <w:r>
         <w:rPr>
           <w:lang w:val="zh_TW" w:bidi="zh_TW"/>
@@ -2975,36 +2195,24 @@
         </w:rPr>
         <w:t>最後，使徒行傳展示了任何反對都無法阻止耶穌基督的福音的傳播。這些福音的使者面臨監禁、身體上的傷害，甚至死亡。然而，這信息從聚集在耶路撒冷一個房間裡的一小群人（</w:t>
       </w:r>
-      <w:hyperlink r:id="rId124">
-        <w:r>
-          <w:rPr>
-            <w:lang w:val="zh_TW" w:bidi="zh_TW"/>
-          </w:rPr>
-          <w:rPr>
-            <w:color w:val="0000EE"/>
-            <w:u w:val="single"/>
-          </w:rPr>
-          <w:t>1:12–14</w:t>
-        </w:r>
-      </w:hyperlink>
+      <w:r>
+        <w:rPr>
+          <w:lang w:val="zh_TW" w:bidi="zh_TW"/>
+        </w:rPr>
+        <w:t>1:12–14</w:t>
+      </w:r>
       <w:r>
         <w:rPr>
           <w:lang w:val="zh_TW" w:bidi="zh_TW"/>
         </w:rPr>
         <w:t>）傳播到分散在羅馬世界的猶太人和外邦人。事實上，這本書的結尾，是保羅在當時世界的中心自由地分享這信息（</w:t>
       </w:r>
-      <w:hyperlink r:id="rId125">
-        <w:r>
-          <w:rPr>
-            <w:lang w:val="zh_TW" w:bidi="zh_TW"/>
-          </w:rPr>
-          <w:rPr>
-            <w:color w:val="0000EE"/>
-            <w:u w:val="single"/>
-          </w:rPr>
-          <w:t>28:30–31</w:t>
-        </w:r>
-      </w:hyperlink>
+      <w:r>
+        <w:rPr>
+          <w:lang w:val="zh_TW" w:bidi="zh_TW"/>
+        </w:rPr>
+        <w:t>28:30–31</w:t>
+      </w:r>
       <w:r>
         <w:rPr>
           <w:lang w:val="zh_TW" w:bidi="zh_TW"/>
@@ -3050,36 +2258,24 @@
         </w:rPr>
         <w:t>公元三十年至五十年之間的事件。我們從羅馬的資料中知道希律·亞基帕一世（Herod Agrippa I）死於公元四十四年（</w:t>
       </w:r>
-      <w:hyperlink r:id="rId126">
-        <w:r>
-          <w:rPr>
-            <w:lang w:val="zh_TW" w:bidi="zh_TW"/>
-          </w:rPr>
-          <w:rPr>
-            <w:color w:val="0000EE"/>
-            <w:u w:val="single"/>
-          </w:rPr>
-          <w:t>徒12:23</w:t>
-        </w:r>
-      </w:hyperlink>
+      <w:r>
+        <w:rPr>
+          <w:lang w:val="zh_TW" w:bidi="zh_TW"/>
+        </w:rPr>
+        <w:t>徒12:23</w:t>
+      </w:r>
       <w:r>
         <w:rPr>
           <w:lang w:val="zh_TW" w:bidi="zh_TW"/>
         </w:rPr>
         <w:t>），所以他處決使徒雅各和監禁彼得（</w:t>
       </w:r>
-      <w:hyperlink r:id="rId127">
-        <w:r>
-          <w:rPr>
-            <w:lang w:val="zh_TW" w:bidi="zh_TW"/>
-          </w:rPr>
-          <w:rPr>
-            <w:color w:val="0000EE"/>
-            <w:u w:val="single"/>
-          </w:rPr>
-          <w:t>12:2–17</w:t>
-        </w:r>
-      </w:hyperlink>
+      <w:r>
+        <w:rPr>
+          <w:lang w:val="zh_TW" w:bidi="zh_TW"/>
+        </w:rPr>
+        <w:t>12:2–17</w:t>
+      </w:r>
       <w:r>
         <w:rPr>
           <w:lang w:val="zh_TW" w:bidi="zh_TW"/>
@@ -3100,36 +2296,24 @@
         </w:rPr>
         <w:t>先知亞迦布所預言的饑荒在克勞第皇帝統治期間臨到猶太地（</w:t>
       </w:r>
-      <w:hyperlink r:id="rId128">
-        <w:r>
-          <w:rPr>
-            <w:lang w:val="zh_TW" w:bidi="zh_TW"/>
-          </w:rPr>
-          <w:rPr>
-            <w:color w:val="0000EE"/>
-            <w:u w:val="single"/>
-          </w:rPr>
-          <w:t>11:28–29</w:t>
-        </w:r>
-      </w:hyperlink>
+      <w:r>
+        <w:rPr>
+          <w:lang w:val="zh_TW" w:bidi="zh_TW"/>
+        </w:rPr>
+        <w:t>11:28–29</w:t>
+      </w:r>
       <w:r>
         <w:rPr>
           <w:lang w:val="zh_TW" w:bidi="zh_TW"/>
         </w:rPr>
         <w:t>）。當安提阿教會要把饑荒救濟款送到耶路撒冷教會時，巴拿巴和保羅被委派攜帶這筆錢（</w:t>
       </w:r>
-      <w:hyperlink r:id="rId129">
-        <w:r>
-          <w:rPr>
-            <w:lang w:val="zh_TW" w:bidi="zh_TW"/>
-          </w:rPr>
-          <w:rPr>
-            <w:color w:val="0000EE"/>
-            <w:u w:val="single"/>
-          </w:rPr>
-          <w:t>11:29–30</w:t>
-        </w:r>
-      </w:hyperlink>
+      <w:r>
+        <w:rPr>
+          <w:lang w:val="zh_TW" w:bidi="zh_TW"/>
+        </w:rPr>
+        <w:t>11:29–30</w:t>
+      </w:r>
       <w:r>
         <w:rPr>
           <w:lang w:val="zh_TW" w:bidi="zh_TW"/>
@@ -3150,72 +2334,48 @@
         </w:rPr>
         <w:t>保羅在第二次旅行佈道時到達哥林多，那時迦流是亞該亞的總督（</w:t>
       </w:r>
-      <w:hyperlink r:id="rId130">
-        <w:r>
-          <w:rPr>
-            <w:lang w:val="zh_TW" w:bidi="zh_TW"/>
-          </w:rPr>
-          <w:rPr>
-            <w:color w:val="0000EE"/>
-            <w:u w:val="single"/>
-          </w:rPr>
-          <w:t>18:12</w:t>
-        </w:r>
-      </w:hyperlink>
+      <w:r>
+        <w:rPr>
+          <w:lang w:val="zh_TW" w:bidi="zh_TW"/>
+        </w:rPr>
+        <w:t>18:12</w:t>
+      </w:r>
       <w:r>
         <w:rPr>
           <w:lang w:val="zh_TW" w:bidi="zh_TW"/>
         </w:rPr>
         <w:t>）。在附近的特耳菲（Delphi ）發現的一塊銘文表明迦流的任期是公元五十一~五十二年。</w:t>
       </w:r>
-      <w:hyperlink r:id="rId131">
-        <w:r>
-          <w:rPr>
-            <w:lang w:val="zh_TW" w:bidi="zh_TW"/>
-          </w:rPr>
-          <w:rPr>
-            <w:color w:val="0000EE"/>
-            <w:u w:val="single"/>
-          </w:rPr>
-          <w:t>18:12–17</w:t>
-        </w:r>
-      </w:hyperlink>
+      <w:r>
+        <w:rPr>
+          <w:lang w:val="zh_TW" w:bidi="zh_TW"/>
+        </w:rPr>
+        <w:t>18:12–17</w:t>
+      </w:r>
       <w:r>
         <w:rPr>
           <w:lang w:val="zh_TW" w:bidi="zh_TW"/>
         </w:rPr>
         <w:t>中的事件可能發生在迦流（Gallio）任期的開始。保羅隨後不久離開了哥林多，這可能是在公元五十二年的夏季或秋季。保羅在哥林多待了十八個月（</w:t>
       </w:r>
-      <w:hyperlink r:id="rId132">
-        <w:r>
-          <w:rPr>
-            <w:lang w:val="zh_TW" w:bidi="zh_TW"/>
-          </w:rPr>
-          <w:rPr>
-            <w:color w:val="0000EE"/>
-            <w:u w:val="single"/>
-          </w:rPr>
-          <w:t>18:11</w:t>
-        </w:r>
-      </w:hyperlink>
+      <w:r>
+        <w:rPr>
+          <w:lang w:val="zh_TW" w:bidi="zh_TW"/>
+        </w:rPr>
+        <w:t>18:11</w:t>
+      </w:r>
       <w:r>
         <w:rPr>
           <w:lang w:val="zh_TW" w:bidi="zh_TW"/>
         </w:rPr>
         <w:t>），所以他可能在公元五十年初到達。這一到達日期由</w:t>
       </w:r>
-      <w:hyperlink r:id="rId72">
-        <w:r>
-          <w:rPr>
-            <w:lang w:val="zh_TW" w:bidi="zh_TW"/>
-          </w:rPr>
-          <w:rPr>
-            <w:color w:val="0000EE"/>
-            <w:u w:val="single"/>
-          </w:rPr>
-          <w:t>18:2</w:t>
-        </w:r>
-      </w:hyperlink>
+      <w:r>
+        <w:rPr>
+          <w:lang w:val="zh_TW" w:bidi="zh_TW"/>
+        </w:rPr>
+        <w:t>18:2</w:t>
+      </w:r>
       <w:r>
         <w:rPr>
           <w:lang w:val="zh_TW" w:bidi="zh_TW"/>
@@ -3236,108 +2396,72 @@
         </w:rPr>
         <w:t>公元五十年至七十年之間的事件。腓力斯（Felix）被非斯都（Festus）取代，成為猶太省的巡撫，當時保羅被囚禁在凱撒利亞（</w:t>
       </w:r>
-      <w:hyperlink r:id="rId133">
-        <w:r>
-          <w:rPr>
-            <w:lang w:val="zh_TW" w:bidi="zh_TW"/>
-          </w:rPr>
-          <w:rPr>
-            <w:color w:val="0000EE"/>
-            <w:u w:val="single"/>
-          </w:rPr>
-          <w:t>24:27</w:t>
-        </w:r>
-      </w:hyperlink>
+      <w:r>
+        <w:rPr>
+          <w:lang w:val="zh_TW" w:bidi="zh_TW"/>
+        </w:rPr>
+        <w:t>24:27</w:t>
+      </w:r>
       <w:r>
         <w:rPr>
           <w:lang w:val="zh_TW" w:bidi="zh_TW"/>
         </w:rPr>
         <w:t>），這可能是在公元五十九年夏天。這一事件幫助我們確定使徒行傳其餘部分的事件日期。保羅被捕（</w:t>
       </w:r>
-      <w:hyperlink r:id="rId134">
-        <w:r>
-          <w:rPr>
-            <w:lang w:val="zh_TW" w:bidi="zh_TW"/>
-          </w:rPr>
-          <w:rPr>
-            <w:color w:val="0000EE"/>
-            <w:u w:val="single"/>
-          </w:rPr>
-          <w:t>21:33</w:t>
-        </w:r>
-      </w:hyperlink>
+      <w:r>
+        <w:rPr>
+          <w:lang w:val="zh_TW" w:bidi="zh_TW"/>
+        </w:rPr>
+        <w:t>21:33</w:t>
+      </w:r>
       <w:r>
         <w:rPr>
           <w:lang w:val="zh_TW" w:bidi="zh_TW"/>
         </w:rPr>
         <w:t>）大約是在兩年前（公元五十七年）。那年春天早些時候，保羅在腓立比過逾越節（</w:t>
       </w:r>
-      <w:hyperlink r:id="rId135">
-        <w:r>
-          <w:rPr>
-            <w:lang w:val="zh_TW" w:bidi="zh_TW"/>
-          </w:rPr>
-          <w:rPr>
-            <w:color w:val="0000EE"/>
-            <w:u w:val="single"/>
-          </w:rPr>
-          <w:t>20:6</w:t>
-        </w:r>
-      </w:hyperlink>
+      <w:r>
+        <w:rPr>
+          <w:lang w:val="zh_TW" w:bidi="zh_TW"/>
+        </w:rPr>
+        <w:t>20:6</w:t>
+      </w:r>
       <w:r>
         <w:rPr>
           <w:lang w:val="zh_TW" w:bidi="zh_TW"/>
         </w:rPr>
         <w:t>；公元五十七年四月）。保羅剛剛在希臘度過了三個月（</w:t>
       </w:r>
-      <w:hyperlink r:id="rId136">
-        <w:r>
-          <w:rPr>
-            <w:lang w:val="zh_TW" w:bidi="zh_TW"/>
-          </w:rPr>
-          <w:rPr>
-            <w:color w:val="0000EE"/>
-            <w:u w:val="single"/>
-          </w:rPr>
-          <w:t>20:3</w:t>
-        </w:r>
-      </w:hyperlink>
+      <w:r>
+        <w:rPr>
+          <w:lang w:val="zh_TW" w:bidi="zh_TW"/>
+        </w:rPr>
+        <w:t>20:3</w:t>
+      </w:r>
       <w:r>
         <w:rPr>
           <w:lang w:val="zh_TW" w:bidi="zh_TW"/>
         </w:rPr>
         <w:t>），可能是公元五十六~五十七年的冬天（見</w:t>
       </w:r>
-      <w:hyperlink r:id="rId137">
-        <w:r>
-          <w:rPr>
-            <w:lang w:val="zh_TW" w:bidi="zh_TW"/>
-          </w:rPr>
-          <w:rPr>
-            <w:color w:val="0000EE"/>
-            <w:u w:val="single"/>
-          </w:rPr>
-          <w:t>林前16:6</w:t>
-        </w:r>
-      </w:hyperlink>
+      <w:r>
+        <w:rPr>
+          <w:lang w:val="zh_TW" w:bidi="zh_TW"/>
+        </w:rPr>
+        <w:t>林前16:6</w:t>
+      </w:r>
       <w:r>
         <w:rPr>
           <w:lang w:val="zh_TW" w:bidi="zh_TW"/>
         </w:rPr>
         <w:t>）。此前保羅在以弗所度過了三年（</w:t>
       </w:r>
-      <w:hyperlink r:id="rId138">
-        <w:r>
-          <w:rPr>
-            <w:lang w:val="zh_TW" w:bidi="zh_TW"/>
-          </w:rPr>
-          <w:rPr>
-            <w:color w:val="0000EE"/>
-            <w:u w:val="single"/>
-          </w:rPr>
-          <w:t>徒20:31</w:t>
-        </w:r>
-      </w:hyperlink>
+      <w:r>
+        <w:rPr>
+          <w:lang w:val="zh_TW" w:bidi="zh_TW"/>
+        </w:rPr>
+        <w:t>徒20:31</w:t>
+      </w:r>
       <w:r>
         <w:rPr>
           <w:lang w:val="zh_TW" w:bidi="zh_TW"/>
@@ -3358,72 +2482,48 @@
         </w:rPr>
         <w:t>在公元五十九年夏天非斯都到達後不久，保羅受審並要求上訴到凱撒（</w:t>
       </w:r>
-      <w:hyperlink r:id="rId139">
-        <w:r>
-          <w:rPr>
-            <w:lang w:val="zh_TW" w:bidi="zh_TW"/>
-          </w:rPr>
-          <w:rPr>
-            <w:color w:val="0000EE"/>
-            <w:u w:val="single"/>
-          </w:rPr>
-          <w:t>25:1–12</w:t>
-        </w:r>
-      </w:hyperlink>
+      <w:r>
+        <w:rPr>
+          <w:lang w:val="zh_TW" w:bidi="zh_TW"/>
+        </w:rPr>
+        <w:t>25:1–12</w:t>
+      </w:r>
       <w:r>
         <w:rPr>
           <w:lang w:val="zh_TW" w:bidi="zh_TW"/>
         </w:rPr>
         <w:t>）。前往羅馬的航程很可能是在公元五十九年秋天開始的（</w:t>
       </w:r>
-      <w:hyperlink r:id="rId140">
-        <w:r>
-          <w:rPr>
-            <w:lang w:val="zh_TW" w:bidi="zh_TW"/>
-          </w:rPr>
-          <w:rPr>
-            <w:color w:val="0000EE"/>
-            <w:u w:val="single"/>
-          </w:rPr>
-          <w:t>27:2</w:t>
-        </w:r>
-      </w:hyperlink>
+      <w:r>
+        <w:rPr>
+          <w:lang w:val="zh_TW" w:bidi="zh_TW"/>
+        </w:rPr>
+        <w:t>27:2</w:t>
+      </w:r>
       <w:r>
         <w:rPr>
           <w:lang w:val="zh_TW" w:bidi="zh_TW"/>
         </w:rPr>
         <w:t>），並在公元六十年初結束（</w:t>
       </w:r>
-      <w:hyperlink r:id="rId141">
-        <w:r>
-          <w:rPr>
-            <w:lang w:val="zh_TW" w:bidi="zh_TW"/>
-          </w:rPr>
-          <w:rPr>
-            <w:color w:val="0000EE"/>
-            <w:u w:val="single"/>
-          </w:rPr>
-          <w:t>28:11–16</w:t>
-        </w:r>
-      </w:hyperlink>
+      <w:r>
+        <w:rPr>
+          <w:lang w:val="zh_TW" w:bidi="zh_TW"/>
+        </w:rPr>
+        <w:t>28:11–16</w:t>
+      </w:r>
       <w:r>
         <w:rPr>
           <w:lang w:val="zh_TW" w:bidi="zh_TW"/>
         </w:rPr>
         <w:t>）。保羅在羅馬住了「兩年」（</w:t>
       </w:r>
-      <w:hyperlink r:id="rId142">
-        <w:r>
-          <w:rPr>
-            <w:lang w:val="zh_TW" w:bidi="zh_TW"/>
-          </w:rPr>
-          <w:rPr>
-            <w:color w:val="0000EE"/>
-            <w:u w:val="single"/>
-          </w:rPr>
-          <w:t>28:30</w:t>
-        </w:r>
-      </w:hyperlink>
+      <w:r>
+        <w:rPr>
+          <w:lang w:val="zh_TW" w:bidi="zh_TW"/>
+        </w:rPr>
+        <w:t>28:30</w:t>
+      </w:r>
       <w:r>
         <w:rPr>
           <w:lang w:val="zh_TW" w:bidi="zh_TW"/>
